--- a/reports/docx/Resume_executif_FR.docx
+++ b/reports/docx/Resume_executif_FR.docx
@@ -187,26 +187,109 @@
         <w:t xml:space="preserve"> </w:t>
       </w:r>
       <w:r>
-        <w:t xml:space="preserve">des composantes réelles du mandat AP5 (SBI AAA-BBB, Bloomberg Global</w:t>
-      </w:r>
-      <w:r>
-        <w:t xml:space="preserve"> </w:t>
-      </w:r>
-      <w:r>
-        <w:t xml:space="preserve">Aggregate</w:t>
-      </w:r>
-      <w:r>
-        <w:t xml:space="preserve"> </w:t>
-      </w:r>
-      <w:r>
-        <w:rPr>
-          <w:bCs/>
-          <w:b/>
-        </w:rPr>
-        <w:t xml:space="preserve">couvert en CHF</w:t>
-      </w:r>
-      <w:r>
-        <w:t xml:space="preserve">, SPI, MSCI World, SXI Real Estate), taux directeurs</w:t>
+        <w:t xml:space="preserve">des composantes</w:t>
+      </w:r>
+      <w:r>
+        <w:t xml:space="preserve"> </w:t>
+      </w:r>
+      <w:r>
+        <w:rPr>
+          <w:bCs/>
+          <w:b/>
+        </w:rPr>
+        <w:t xml:space="preserve">exactes</w:t>
+      </w:r>
+      <w:r>
+        <w:t xml:space="preserve"> </w:t>
+      </w:r>
+      <w:r>
+        <w:t xml:space="preserve">du mandat AP5 (VZ Kundendoku, planche 5) :</w:t>
+      </w:r>
+      <w:r>
+        <w:t xml:space="preserve"> </w:t>
+      </w:r>
+      <w:r>
+        <w:t xml:space="preserve">actions suisses</w:t>
+      </w:r>
+      <w:r>
+        <w:t xml:space="preserve"> </w:t>
+      </w:r>
+      <w:r>
+        <w:rPr>
+          <w:bCs/>
+          <w:b/>
+        </w:rPr>
+        <w:t xml:space="preserve">SPI 11 / SLI 12 / SPI Extra 2</w:t>
+      </w:r>
+      <w:r>
+        <w:t xml:space="preserve">, actions monde</w:t>
+      </w:r>
+      <w:r>
+        <w:t xml:space="preserve"> </w:t>
+      </w:r>
+      <w:r>
+        <w:rPr>
+          <w:bCs/>
+          <w:b/>
+        </w:rPr>
+        <w:t xml:space="preserve">MSCI World 19 / Small 3 /</w:t>
+      </w:r>
+      <w:r>
+        <w:rPr>
+          <w:bCs/>
+          <w:b/>
+        </w:rPr>
+        <w:t xml:space="preserve"> </w:t>
+      </w:r>
+      <w:r>
+        <w:rPr>
+          <w:bCs/>
+          <w:b/>
+        </w:rPr>
+        <w:t xml:space="preserve">EM 3</w:t>
+      </w:r>
+      <w:r>
+        <w:t xml:space="preserve">, obligations suisses</w:t>
+      </w:r>
+      <w:r>
+        <w:t xml:space="preserve"> </w:t>
+      </w:r>
+      <w:r>
+        <w:rPr>
+          <w:bCs/>
+          <w:b/>
+        </w:rPr>
+        <w:t xml:space="preserve">SBI AAA-BBB 10,8 / 1-5 6</w:t>
+      </w:r>
+      <w:r>
+        <w:t xml:space="preserve">, obligations monde</w:t>
+      </w:r>
+      <w:r>
+        <w:t xml:space="preserve"> </w:t>
+      </w:r>
+      <w:r>
+        <w:rPr>
+          <w:bCs/>
+          <w:b/>
+        </w:rPr>
+        <w:t xml:space="preserve">Global Aggregate</w:t>
+      </w:r>
+      <w:r>
+        <w:rPr>
+          <w:bCs/>
+          <w:b/>
+        </w:rPr>
+        <w:t xml:space="preserve"> </w:t>
+      </w:r>
+      <w:r>
+        <w:rPr>
+          <w:bCs/>
+          <w:b/>
+        </w:rPr>
+        <w:t xml:space="preserve">couvert CHF 16,8 / 1-5 8,4</w:t>
+      </w:r>
+      <w:r>
+        <w:t xml:space="preserve">, immobilier SXI 5, liquidités 3. Taux</w:t>
       </w:r>
       <w:r>
         <w:t xml:space="preserve"> </w:t>
@@ -222,54 +305,55 @@
         <w:t xml:space="preserve"> </w:t>
       </w:r>
       <w:r>
-        <w:t xml:space="preserve">mensuels, et la</w:t>
-      </w:r>
-      <w:r>
-        <w:t xml:space="preserve"> </w:t>
-      </w:r>
-      <w:r>
-        <w:rPr>
-          <w:bCs/>
-          <w:b/>
-        </w:rPr>
-        <w:t xml:space="preserve">performance réelle du produit VZ VVIA</w:t>
-      </w:r>
-      <w:r>
-        <w:t xml:space="preserve">. Frais retenus : **0,12 % (produit)</w:t>
-      </w:r>
-    </w:p>
-    <w:p>
-      <w:pPr>
-        <w:numPr>
-          <w:ilvl w:val="0"/>
-          <w:numId w:val="1001"/>
-        </w:numPr>
-        <w:pStyle w:val="Compact"/>
-      </w:pPr>
-      <w:r>
-        <w:t xml:space="preserve">1,25 % (gestion) = 1,37 %/an**. Poche obligataire =</w:t>
-      </w:r>
-      <w:r>
-        <w:t xml:space="preserve"> </w:t>
-      </w:r>
-      <w:r>
-        <w:rPr>
-          <w:bCs/>
-          <w:b/>
-        </w:rPr>
-        <w:t xml:space="preserve">40,75 %</w:t>
-      </w:r>
-      <w:r>
-        <w:t xml:space="preserve"> </w:t>
-      </w:r>
-      <w:r>
-        <w:t xml:space="preserve">(mondiales 23,95 % +</w:t>
-      </w:r>
-      <w:r>
-        <w:t xml:space="preserve"> </w:t>
-      </w:r>
-      <w:r>
-        <w:t xml:space="preserve">suisses 16,8 %).</w:t>
+        <w:t xml:space="preserve">mensuels et la</w:t>
+      </w:r>
+      <w:r>
+        <w:t xml:space="preserve"> </w:t>
+      </w:r>
+      <w:r>
+        <w:rPr>
+          <w:bCs/>
+          <w:b/>
+        </w:rPr>
+        <w:t xml:space="preserve">VNI réelle du produit VZ VVIA</w:t>
+      </w:r>
+      <w:r>
+        <w:t xml:space="preserve">. Frais :</w:t>
+      </w:r>
+      <w:r>
+        <w:t xml:space="preserve"> </w:t>
+      </w:r>
+      <w:r>
+        <w:rPr>
+          <w:bCs/>
+          <w:b/>
+        </w:rPr>
+        <w:t xml:space="preserve">0,12 % (produit) + 1,25 % (gestion) = 1,37 %/an</w:t>
+      </w:r>
+      <w:r>
+        <w:t xml:space="preserve">.</w:t>
+      </w:r>
+      <w:r>
+        <w:t xml:space="preserve"> </w:t>
+      </w:r>
+      <w:r>
+        <w:rPr>
+          <w:bCs/>
+          <w:b/>
+        </w:rPr>
+        <w:t xml:space="preserve">Poche obligataire = 42 %</w:t>
+      </w:r>
+      <w:r>
+        <w:t xml:space="preserve"> </w:t>
+      </w:r>
+      <w:r>
+        <w:t xml:space="preserve">(suisses 16,8 % + mondiales 25,2 %), conservant sa structure</w:t>
+      </w:r>
+      <w:r>
+        <w:t xml:space="preserve"> </w:t>
+      </w:r>
+      <w:r>
+        <w:t xml:space="preserve">duration longue / courte (1-5).</w:t>
       </w:r>
     </w:p>
     <w:bookmarkEnd w:id="21"/>
@@ -287,31 +371,23 @@
         <w:pStyle w:val="FirstParagraph"/>
       </w:pPr>
       <w:r>
-        <w:t xml:space="preserve">Reconstitution de l'AP5 (indices → Smart Rebalancing → net de frais) contre la</w:t>
-      </w:r>
-      <w:r>
-        <w:t xml:space="preserve"> </w:t>
-      </w:r>
-      <w:r>
-        <w:rPr>
-          <w:bCs/>
-          <w:b/>
-        </w:rPr>
-        <w:t xml:space="preserve">VNI réelle</w:t>
-      </w:r>
-      <w:r>
-        <w:rPr>
-          <w:bCs/>
-          <w:b/>
-        </w:rPr>
-        <w:t xml:space="preserve"> </w:t>
-      </w:r>
-      <w:r>
-        <w:rPr>
-          <w:bCs/>
-          <w:b/>
-        </w:rPr>
-        <w:t xml:space="preserve">du produit VZ</w:t>
+        <w:t xml:space="preserve">Reconstitution de l'AP5 (indices → Smart Rebalancing → net de frais, dérive d'allocation réelle</w:t>
+      </w:r>
+      <w:r>
+        <w:t xml:space="preserve"> </w:t>
+      </w:r>
+      <w:r>
+        <w:t xml:space="preserve">de VZ) contre la</w:t>
+      </w:r>
+      <w:r>
+        <w:t xml:space="preserve"> </w:t>
+      </w:r>
+      <w:r>
+        <w:rPr>
+          <w:bCs/>
+          <w:b/>
+        </w:rPr>
+        <w:t xml:space="preserve">VNI réelle du produit VZ</w:t>
       </w:r>
       <w:r>
         <w:t xml:space="preserve">, 2019–2026 :</w:t>
@@ -324,7 +400,7 @@
           <w:bCs/>
           <w:b/>
         </w:rPr>
-        <w:t xml:space="preserve">corrélation 0,95</w:t>
+        <w:t xml:space="preserve">corrélation 0,955</w:t>
       </w:r>
       <w:r>
         <w:t xml:space="preserve">,</w:t>
@@ -337,65 +413,53 @@
           <w:bCs/>
           <w:b/>
         </w:rPr>
-        <w:t xml:space="preserve">tracking error 2,5 %/an</w:t>
-      </w:r>
-      <w:r>
-        <w:t xml:space="preserve">, suivi visuel</w:t>
-      </w:r>
-      <w:r>
-        <w:t xml:space="preserve"> </w:t>
-      </w:r>
-      <w:r>
-        <w:t xml:space="preserve">fidèle à travers le COVID, la chute de 2022 et la reprise. La TE résiduelle provient du</w:t>
-      </w:r>
-      <w:r>
-        <w:t xml:space="preserve"> </w:t>
-      </w:r>
-      <w:r>
-        <w:t xml:space="preserve">volet actions étrangères (indice de prix USD converti en CHF) —</w:t>
-      </w:r>
-      <w:r>
-        <w:t xml:space="preserve"> </w:t>
-      </w:r>
-      <w:r>
-        <w:rPr>
-          <w:bCs/>
-          <w:b/>
-        </w:rPr>
-        <w:t xml:space="preserve">elle s'annule dans toutes</w:t>
-      </w:r>
-      <w:r>
-        <w:rPr>
-          <w:bCs/>
-          <w:b/>
-        </w:rPr>
-        <w:t xml:space="preserve"> </w:t>
-      </w:r>
-      <w:r>
-        <w:rPr>
-          <w:bCs/>
-          <w:b/>
-        </w:rPr>
-        <w:t xml:space="preserve">les comparaisons AP5-vs-remplacement</w:t>
-      </w:r>
-      <w:r>
-        <w:t xml:space="preserve">, le cœur actions/immobilier/liquidités étant</w:t>
-      </w:r>
-      <w:r>
-        <w:t xml:space="preserve"> </w:t>
-      </w:r>
-      <w:r>
-        <w:t xml:space="preserve">identique partout.</w:t>
+        <w:t xml:space="preserve">tracking</w:t>
+      </w:r>
+      <w:r>
+        <w:rPr>
+          <w:bCs/>
+          <w:b/>
+        </w:rPr>
+        <w:t xml:space="preserve"> </w:t>
+      </w:r>
+      <w:r>
+        <w:rPr>
+          <w:bCs/>
+          <w:b/>
+        </w:rPr>
+        <w:t xml:space="preserve">error 2,35 %/an</w:t>
+      </w:r>
+      <w:r>
+        <w:t xml:space="preserve">, suivi visuel fidèle à travers le COVID, la chute de 2022 et la reprise. La</w:t>
+      </w:r>
+      <w:r>
+        <w:t xml:space="preserve"> </w:t>
+      </w:r>
+      <w:r>
+        <w:t xml:space="preserve">TE résiduelle provient du volet actions étrangères (indice de prix USD converti en CHF) —</w:t>
+      </w:r>
+      <w:r>
+        <w:t xml:space="preserve"> </w:t>
+      </w:r>
+      <w:r>
+        <w:rPr>
+          <w:bCs/>
+          <w:b/>
+        </w:rPr>
+        <w:t xml:space="preserve">elle s'annule dans toutes les comparaisons AP5-vs-remplacement</w:t>
+      </w:r>
+      <w:r>
+        <w:t xml:space="preserve">, le cœur identique partout.</w:t>
       </w:r>
     </w:p>
     <w:bookmarkEnd w:id="22"/>
-    <w:bookmarkStart w:id="23" w:name="Xf8a6fb004feddcc131852764a29aa10f928bc1d"/>
+    <w:bookmarkStart w:id="23" w:name="X1e47f7720494ee2ad9380c7f83dc54fd6e117d5"/>
     <w:p>
       <w:pPr>
         <w:pStyle w:val="Heading2"/>
       </w:pPr>
       <w:r>
-        <w:t xml:space="preserve">Le problème obligataire, par régime (fig. 05)</w:t>
+        <w:t xml:space="preserve">Le problème obligataire, par régime — la duration compte (fig. 05)</w:t>
       </w:r>
     </w:p>
     <w:tbl>
@@ -406,10 +470,11 @@
         <w:jc w:val="start"/>
       </w:tblPr>
       <w:tblGrid>
-        <w:gridCol w:w="1980"/>
-        <w:gridCol w:w="1980"/>
-        <w:gridCol w:w="1980"/>
-        <w:gridCol w:w="1980"/>
+        <w:gridCol w:w="1584"/>
+        <w:gridCol w:w="1584"/>
+        <w:gridCol w:w="1584"/>
+        <w:gridCol w:w="1584"/>
+        <w:gridCol w:w="1584"/>
       </w:tblGrid>
       <w:tr>
         <w:trPr>
@@ -435,31 +500,43 @@
               <w:jc w:val="left"/>
             </w:pPr>
             <w:r>
-              <w:t xml:space="preserve">Oblig. suisses</w:t>
-            </w:r>
-          </w:p>
-        </w:tc>
-        <w:tc>
-          <w:tcPr/>
-          <w:p>
-            <w:pPr>
-              <w:pStyle w:val="Compact"/>
-              <w:jc w:val="left"/>
-            </w:pPr>
-            <w:r>
-              <w:t xml:space="preserve">Oblig. mondiales</w:t>
-            </w:r>
-          </w:p>
-        </w:tc>
-        <w:tc>
-          <w:tcPr/>
-          <w:p>
-            <w:pPr>
-              <w:pStyle w:val="Compact"/>
-              <w:jc w:val="left"/>
-            </w:pPr>
-            <w:r>
-              <w:t xml:space="preserve">Liquidités</w:t>
+              <w:t xml:space="preserve">Oblig. CH large</w:t>
+            </w:r>
+          </w:p>
+        </w:tc>
+        <w:tc>
+          <w:tcPr/>
+          <w:p>
+            <w:pPr>
+              <w:pStyle w:val="Compact"/>
+              <w:jc w:val="left"/>
+            </w:pPr>
+            <w:r>
+              <w:t xml:space="preserve">Oblig. CH 1-5</w:t>
+            </w:r>
+          </w:p>
+        </w:tc>
+        <w:tc>
+          <w:tcPr/>
+          <w:p>
+            <w:pPr>
+              <w:pStyle w:val="Compact"/>
+              <w:jc w:val="left"/>
+            </w:pPr>
+            <w:r>
+              <w:t xml:space="preserve">Oblig. monde large</w:t>
+            </w:r>
+          </w:p>
+        </w:tc>
+        <w:tc>
+          <w:tcPr/>
+          <w:p>
+            <w:pPr>
+              <w:pStyle w:val="Compact"/>
+              <w:jc w:val="left"/>
+            </w:pPr>
+            <w:r>
+              <w:t xml:space="preserve">Oblig. monde 1-5</w:t>
             </w:r>
           </w:p>
         </w:tc>
@@ -511,6 +588,18 @@
               <w:jc w:val="left"/>
             </w:pPr>
             <w:r>
+              <w:t xml:space="preserve">+2,5 %</w:t>
+            </w:r>
+          </w:p>
+        </w:tc>
+        <w:tc>
+          <w:tcPr/>
+          <w:p>
+            <w:pPr>
+              <w:pStyle w:val="Compact"/>
+              <w:jc w:val="left"/>
+            </w:pPr>
+            <w:r>
               <w:rPr>
                 <w:bCs/>
                 <w:b/>
@@ -527,7 +616,7 @@
               <w:jc w:val="left"/>
             </w:pPr>
             <w:r>
-              <w:t xml:space="preserve">+0,5 %</w:t>
+              <w:t xml:space="preserve">+2,5 %</w:t>
             </w:r>
           </w:p>
         </w:tc>
@@ -563,6 +652,118 @@
               <w:jc w:val="left"/>
             </w:pPr>
             <w:r>
+              <w:t xml:space="preserve">−0,8 %</w:t>
+            </w:r>
+          </w:p>
+        </w:tc>
+        <w:tc>
+          <w:tcPr/>
+          <w:p>
+            <w:pPr>
+              <w:pStyle w:val="Compact"/>
+              <w:jc w:val="left"/>
+            </w:pPr>
+            <w:r>
+              <w:t xml:space="preserve">−0,4 %</w:t>
+            </w:r>
+          </w:p>
+        </w:tc>
+        <w:tc>
+          <w:tcPr/>
+          <w:p>
+            <w:pPr>
+              <w:pStyle w:val="Compact"/>
+              <w:jc w:val="left"/>
+            </w:pPr>
+            <w:r>
+              <w:t xml:space="preserve">−0,6 %</w:t>
+            </w:r>
+          </w:p>
+        </w:tc>
+        <w:tc>
+          <w:tcPr/>
+          <w:p>
+            <w:pPr>
+              <w:pStyle w:val="Compact"/>
+              <w:jc w:val="left"/>
+            </w:pPr>
+            <w:r>
+              <w:t xml:space="preserve">−0,7 %</w:t>
+            </w:r>
+          </w:p>
+        </w:tc>
+      </w:tr>
+      <w:tr>
+        <w:tc>
+          <w:tcPr/>
+          <w:p>
+            <w:pPr>
+              <w:pStyle w:val="Compact"/>
+              <w:jc w:val="left"/>
+            </w:pPr>
+            <w:r>
+              <w:rPr>
+                <w:bCs/>
+                <w:b/>
+              </w:rPr>
+              <w:t xml:space="preserve">R3 2022–24</w:t>
+            </w:r>
+            <w:r>
+              <w:t xml:space="preserve"> </w:t>
+            </w:r>
+            <w:r>
+              <w:t xml:space="preserve">— hausses</w:t>
+            </w:r>
+          </w:p>
+        </w:tc>
+        <w:tc>
+          <w:tcPr/>
+          <w:p>
+            <w:pPr>
+              <w:pStyle w:val="Compact"/>
+              <w:jc w:val="left"/>
+            </w:pPr>
+            <w:r>
+              <w:t xml:space="preserve">+2,9 %</w:t>
+            </w:r>
+          </w:p>
+        </w:tc>
+        <w:tc>
+          <w:tcPr/>
+          <w:p>
+            <w:pPr>
+              <w:pStyle w:val="Compact"/>
+              <w:jc w:val="left"/>
+            </w:pPr>
+            <w:r>
+              <w:t xml:space="preserve">+1,5 %</w:t>
+            </w:r>
+          </w:p>
+        </w:tc>
+        <w:tc>
+          <w:tcPr/>
+          <w:p>
+            <w:pPr>
+              <w:pStyle w:val="Compact"/>
+              <w:jc w:val="left"/>
+            </w:pPr>
+            <w:r>
+              <w:rPr>
+                <w:bCs/>
+                <w:b/>
+              </w:rPr>
+              <w:t xml:space="preserve">−2,0 %</w:t>
+            </w:r>
+          </w:p>
+        </w:tc>
+        <w:tc>
+          <w:tcPr/>
+          <w:p>
+            <w:pPr>
+              <w:pStyle w:val="Compact"/>
+              <w:jc w:val="left"/>
+            </w:pPr>
+            <w:r>
               <w:rPr>
                 <w:bCs/>
                 <w:b/>
@@ -571,98 +772,6 @@
             </w:r>
           </w:p>
         </w:tc>
-        <w:tc>
-          <w:tcPr/>
-          <w:p>
-            <w:pPr>
-              <w:pStyle w:val="Compact"/>
-              <w:jc w:val="left"/>
-            </w:pPr>
-            <w:r>
-              <w:rPr>
-                <w:bCs/>
-                <w:b/>
-              </w:rPr>
-              <w:t xml:space="preserve">−0,6 %</w:t>
-            </w:r>
-          </w:p>
-        </w:tc>
-        <w:tc>
-          <w:tcPr/>
-          <w:p>
-            <w:pPr>
-              <w:pStyle w:val="Compact"/>
-              <w:jc w:val="left"/>
-            </w:pPr>
-            <w:r>
-              <w:t xml:space="preserve">−0,8 %</w:t>
-            </w:r>
-          </w:p>
-        </w:tc>
-      </w:tr>
-      <w:tr>
-        <w:tc>
-          <w:tcPr/>
-          <w:p>
-            <w:pPr>
-              <w:pStyle w:val="Compact"/>
-              <w:jc w:val="left"/>
-            </w:pPr>
-            <w:r>
-              <w:rPr>
-                <w:bCs/>
-                <w:b/>
-              </w:rPr>
-              <w:t xml:space="preserve">R3 2022–24</w:t>
-            </w:r>
-            <w:r>
-              <w:t xml:space="preserve"> </w:t>
-            </w:r>
-            <w:r>
-              <w:t xml:space="preserve">— hausses et palier</w:t>
-            </w:r>
-          </w:p>
-        </w:tc>
-        <w:tc>
-          <w:tcPr/>
-          <w:p>
-            <w:pPr>
-              <w:pStyle w:val="Compact"/>
-              <w:jc w:val="left"/>
-            </w:pPr>
-            <w:r>
-              <w:t xml:space="preserve">+2,9 %</w:t>
-            </w:r>
-          </w:p>
-        </w:tc>
-        <w:tc>
-          <w:tcPr/>
-          <w:p>
-            <w:pPr>
-              <w:pStyle w:val="Compact"/>
-              <w:jc w:val="left"/>
-            </w:pPr>
-            <w:r>
-              <w:rPr>
-                <w:bCs/>
-                <w:b/>
-              </w:rPr>
-              <w:t xml:space="preserve">−2,0 %</w:t>
-            </w:r>
-          </w:p>
-        </w:tc>
-        <w:tc>
-          <w:tcPr/>
-          <w:p>
-            <w:pPr>
-              <w:pStyle w:val="Compact"/>
-              <w:jc w:val="left"/>
-            </w:pPr>
-            <w:r>
-              <w:t xml:space="preserve">+1,2 %</w:t>
-            </w:r>
-          </w:p>
-        </w:tc>
       </w:tr>
       <w:tr>
         <w:tc>
@@ -707,6 +816,18 @@
               <w:jc w:val="left"/>
             </w:pPr>
             <w:r>
+              <w:t xml:space="preserve">+1,9 %</w:t>
+            </w:r>
+          </w:p>
+        </w:tc>
+        <w:tc>
+          <w:tcPr/>
+          <w:p>
+            <w:pPr>
+              <w:pStyle w:val="Compact"/>
+              <w:jc w:val="left"/>
+            </w:pPr>
+            <w:r>
               <w:t xml:space="preserve">−0,3 %</w:t>
             </w:r>
           </w:p>
@@ -749,7 +870,7 @@
         <w:t xml:space="preserve"> </w:t>
       </w:r>
       <w:r>
-        <w:t xml:space="preserve">régime négatif (R2) la poche obligataire + liquidités a rapporté ≈ 0 ; lorsque les taux</w:t>
+        <w:t xml:space="preserve">régime négatif (R2) la poche a rapporté ≈ 0 ; lorsque les taux</w:t>
       </w:r>
       <w:r>
         <w:t xml:space="preserve"> </w:t>
@@ -762,7 +883,13 @@
         <w:t xml:space="preserve">montent (R3)</w:t>
       </w:r>
       <w:r>
-        <w:t xml:space="preserve">, les obligations mondiales perdent</w:t>
+        <w:t xml:space="preserve">, les obligations</w:t>
+      </w:r>
+      <w:r>
+        <w:t xml:space="preserve"> </w:t>
+      </w:r>
+      <w:r>
+        <w:t xml:space="preserve">mondiales larges perdent</w:t>
       </w:r>
       <w:r>
         <w:t xml:space="preserve"> </w:t>
@@ -778,13 +905,29 @@
         <w:t xml:space="preserve"> </w:t>
       </w:r>
       <w:r>
-        <w:t xml:space="preserve">(duration). Obligations</w:t>
-      </w:r>
-      <w:r>
-        <w:t xml:space="preserve"> </w:t>
-      </w:r>
-      <w:r>
-        <w:t xml:space="preserve">suisses et mondiales restent corrélées (</w:t>
+        <w:t xml:space="preserve">— mais la tranche</w:t>
+      </w:r>
+      <w:r>
+        <w:t xml:space="preserve"> </w:t>
+      </w:r>
+      <w:r>
+        <w:rPr>
+          <w:bCs/>
+          <w:b/>
+        </w:rPr>
+        <w:t xml:space="preserve">courte (1-5) ne perd que −0,8 %</w:t>
+      </w:r>
+      <w:r>
+        <w:t xml:space="preserve"> </w:t>
+      </w:r>
+      <w:r>
+        <w:t xml:space="preserve">: la</w:t>
+      </w:r>
+      <w:r>
+        <w:t xml:space="preserve"> </w:t>
+      </w:r>
+      <w:r>
+        <w:t xml:space="preserve">duration est le canal. Suisses/mondiales corrélées (</w:t>
       </w:r>
       <w:r>
         <w:rPr>
@@ -807,16 +950,7 @@
         <w:t xml:space="preserve">non redondantes</w:t>
       </w:r>
       <w:r>
-        <w:t xml:space="preserve"> </w:t>
-      </w:r>
-      <w:r>
-        <w:t xml:space="preserve">→ conserver les</w:t>
-      </w:r>
-      <w:r>
-        <w:t xml:space="preserve"> </w:t>
-      </w:r>
-      <w:r>
-        <w:t xml:space="preserve">deux indices.</w:t>
+        <w:t xml:space="preserve">.</w:t>
       </w:r>
     </w:p>
     <w:bookmarkEnd w:id="23"/>
@@ -880,19 +1014,19 @@
               <w:jc w:val="left"/>
             </w:pPr>
             <w:r>
-              <w:t xml:space="preserve">33 %</w:t>
-            </w:r>
-          </w:p>
-        </w:tc>
-        <w:tc>
-          <w:tcPr/>
-          <w:p>
-            <w:pPr>
-              <w:pStyle w:val="Compact"/>
-              <w:jc w:val="left"/>
-            </w:pPr>
-            <w:r>
-              <w:t xml:space="preserve">66 %</w:t>
+              <w:t xml:space="preserve">20 %</w:t>
+            </w:r>
+          </w:p>
+        </w:tc>
+        <w:tc>
+          <w:tcPr/>
+          <w:p>
+            <w:pPr>
+              <w:pStyle w:val="Compact"/>
+              <w:jc w:val="left"/>
+            </w:pPr>
+            <w:r>
+              <w:t xml:space="preserve">50 %</w:t>
             </w:r>
           </w:p>
         </w:tc>
@@ -946,19 +1080,19 @@
                 <w:bCs/>
                 <w:b/>
               </w:rPr>
-              <w:t xml:space="preserve">4,0</w:t>
-            </w:r>
-          </w:p>
-        </w:tc>
-        <w:tc>
-          <w:tcPr/>
-          <w:p>
-            <w:pPr>
-              <w:pStyle w:val="Compact"/>
-              <w:jc w:val="left"/>
-            </w:pPr>
-            <w:r>
-              <w:t xml:space="preserve">3,8</w:t>
+              <w:t xml:space="preserve">3,6</w:t>
+            </w:r>
+          </w:p>
+        </w:tc>
+        <w:tc>
+          <w:tcPr/>
+          <w:p>
+            <w:pPr>
+              <w:pStyle w:val="Compact"/>
+              <w:jc w:val="left"/>
+            </w:pPr>
+            <w:r>
+              <w:t xml:space="preserve">3,6</w:t>
             </w:r>
           </w:p>
         </w:tc>
@@ -982,7 +1116,7 @@
               <w:jc w:val="left"/>
             </w:pPr>
             <w:r>
-              <w:t xml:space="preserve">3,1</w:t>
+              <w:t xml:space="preserve">3,0</w:t>
             </w:r>
           </w:p>
         </w:tc>
@@ -1030,31 +1164,31 @@
               <w:jc w:val="left"/>
             </w:pPr>
             <w:r>
-              <w:t xml:space="preserve">4,4</w:t>
-            </w:r>
-          </w:p>
-        </w:tc>
-        <w:tc>
-          <w:tcPr/>
-          <w:p>
-            <w:pPr>
-              <w:pStyle w:val="Compact"/>
-              <w:jc w:val="left"/>
-            </w:pPr>
-            <w:r>
-              <w:t xml:space="preserve">5,0</w:t>
-            </w:r>
-          </w:p>
-        </w:tc>
-        <w:tc>
-          <w:tcPr/>
-          <w:p>
-            <w:pPr>
-              <w:pStyle w:val="Compact"/>
-              <w:jc w:val="left"/>
-            </w:pPr>
-            <w:r>
-              <w:t xml:space="preserve">5,7</w:t>
+              <w:t xml:space="preserve">4,0</w:t>
+            </w:r>
+          </w:p>
+        </w:tc>
+        <w:tc>
+          <w:tcPr/>
+          <w:p>
+            <w:pPr>
+              <w:pStyle w:val="Compact"/>
+              <w:jc w:val="left"/>
+            </w:pPr>
+            <w:r>
+              <w:t xml:space="preserve">4,5</w:t>
+            </w:r>
+          </w:p>
+        </w:tc>
+        <w:tc>
+          <w:tcPr/>
+          <w:p>
+            <w:pPr>
+              <w:pStyle w:val="Compact"/>
+              <w:jc w:val="left"/>
+            </w:pPr>
+            <w:r>
+              <w:t xml:space="preserve">5,1</w:t>
             </w:r>
           </w:p>
         </w:tc>
@@ -1070,7 +1204,7 @@
                 <w:bCs/>
                 <w:b/>
               </w:rPr>
-              <w:t xml:space="preserve">6,3</w:t>
+              <w:t xml:space="preserve">6,1</w:t>
             </w:r>
           </w:p>
         </w:tc>
@@ -1118,6 +1252,18 @@
               <w:jc w:val="left"/>
             </w:pPr>
             <w:r>
+              <w:t xml:space="preserve">3,1</w:t>
+            </w:r>
+          </w:p>
+        </w:tc>
+        <w:tc>
+          <w:tcPr/>
+          <w:p>
+            <w:pPr>
+              <w:pStyle w:val="Compact"/>
+              <w:jc w:val="left"/>
+            </w:pPr>
+            <w:r>
               <w:t xml:space="preserve">2,8</w:t>
             </w:r>
           </w:p>
@@ -1130,31 +1276,19 @@
               <w:jc w:val="left"/>
             </w:pPr>
             <w:r>
-              <w:t xml:space="preserve">2,9</w:t>
-            </w:r>
-          </w:p>
-        </w:tc>
-        <w:tc>
-          <w:tcPr/>
-          <w:p>
-            <w:pPr>
-              <w:pStyle w:val="Compact"/>
-              <w:jc w:val="left"/>
-            </w:pPr>
-            <w:r>
-              <w:t xml:space="preserve">2,9</w:t>
-            </w:r>
-          </w:p>
-        </w:tc>
-        <w:tc>
-          <w:tcPr/>
-          <w:p>
-            <w:pPr>
-              <w:pStyle w:val="Compact"/>
-              <w:jc w:val="left"/>
-            </w:pPr>
-            <w:r>
-              <w:t xml:space="preserve">2,9</w:t>
+              <w:t xml:space="preserve">2,7</w:t>
+            </w:r>
+          </w:p>
+        </w:tc>
+        <w:tc>
+          <w:tcPr/>
+          <w:p>
+            <w:pPr>
+              <w:pStyle w:val="Compact"/>
+              <w:jc w:val="left"/>
+            </w:pPr>
+            <w:r>
+              <w:t xml:space="preserve">2,8</w:t>
             </w:r>
           </w:p>
         </w:tc>
@@ -1196,31 +1330,31 @@
               <w:jc w:val="left"/>
             </w:pPr>
             <w:r>
-              <w:t xml:space="preserve">5,2</w:t>
-            </w:r>
-          </w:p>
-        </w:tc>
-        <w:tc>
-          <w:tcPr/>
-          <w:p>
-            <w:pPr>
-              <w:pStyle w:val="Compact"/>
-              <w:jc w:val="left"/>
-            </w:pPr>
-            <w:r>
-              <w:t xml:space="preserve">6,3</w:t>
-            </w:r>
-          </w:p>
-        </w:tc>
-        <w:tc>
-          <w:tcPr/>
-          <w:p>
-            <w:pPr>
-              <w:pStyle w:val="Compact"/>
-              <w:jc w:val="left"/>
-            </w:pPr>
-            <w:r>
-              <w:t xml:space="preserve">7,4</w:t>
+              <w:t xml:space="preserve">5,1</w:t>
+            </w:r>
+          </w:p>
+        </w:tc>
+        <w:tc>
+          <w:tcPr/>
+          <w:p>
+            <w:pPr>
+              <w:pStyle w:val="Compact"/>
+              <w:jc w:val="left"/>
+            </w:pPr>
+            <w:r>
+              <w:t xml:space="preserve">5,9</w:t>
+            </w:r>
+          </w:p>
+        </w:tc>
+        <w:tc>
+          <w:tcPr/>
+          <w:p>
+            <w:pPr>
+              <w:pStyle w:val="Compact"/>
+              <w:jc w:val="left"/>
+            </w:pPr>
+            <w:r>
+              <w:t xml:space="preserve">6,9</w:t>
             </w:r>
           </w:p>
         </w:tc>
@@ -1236,7 +1370,7 @@
                 <w:bCs/>
                 <w:b/>
               </w:rPr>
-              <w:t xml:space="preserve">8,4</w:t>
+              <w:t xml:space="preserve">8,3</w:t>
             </w:r>
           </w:p>
         </w:tc>
@@ -1285,7 +1419,7 @@
         <w:t xml:space="preserve"> </w:t>
       </w:r>
       <w:r>
-        <w:t xml:space="preserve">rendement de 3,74 % à 4,47 %/an mais le drawdown de −19 % à −27 %, avec un</w:t>
+        <w:t xml:space="preserve">rendement de 3,43 % à 4,30 %/an mais le drawdown de −21 % à −28 %, avec un</w:t>
       </w:r>
       <w:r>
         <w:t xml:space="preserve"> </w:t>
@@ -1309,20 +1443,37 @@
           <w:bCs/>
           <w:b/>
         </w:rPr>
-        <w:t xml:space="preserve">quasi inchangé (0,51 → 0,49)</w:t>
-      </w:r>
-      <w:r>
-        <w:t xml:space="preserve">. La valeur du remplacement est</w:t>
-      </w:r>
-      <w:r>
-        <w:t xml:space="preserve"> </w:t>
-      </w:r>
-      <w:r>
-        <w:rPr>
-          <w:bCs/>
-          <w:b/>
-        </w:rPr>
-        <w:t xml:space="preserve">conditionnelle au régime</w:t>
+        <w:t xml:space="preserve">quasi inchangé</w:t>
+      </w:r>
+      <w:r>
+        <w:t xml:space="preserve"> </w:t>
+      </w:r>
+      <w:r>
+        <w:t xml:space="preserve">(pic léger ~0,49 vers 20–40 %). La valeur du remplacement est</w:t>
+      </w:r>
+      <w:r>
+        <w:t xml:space="preserve"> </w:t>
+      </w:r>
+      <w:r>
+        <w:rPr>
+          <w:bCs/>
+          <w:b/>
+        </w:rPr>
+        <w:t xml:space="preserve">conditionnelle</w:t>
+      </w:r>
+      <w:r>
+        <w:rPr>
+          <w:bCs/>
+          <w:b/>
+        </w:rPr>
+        <w:t xml:space="preserve"> </w:t>
+      </w:r>
+      <w:r>
+        <w:rPr>
+          <w:bCs/>
+          <w:b/>
+        </w:rPr>
+        <w:t xml:space="preserve">au régime</w:t>
       </w:r>
       <w:r>
         <w:t xml:space="preserve">.</w:t>
@@ -1342,7 +1493,7 @@
       <w:pPr>
         <w:numPr>
           <w:ilvl w:val="0"/>
-          <w:numId w:val="1002"/>
+          <w:numId w:val="1001"/>
         </w:numPr>
         <w:pStyle w:val="Compact"/>
       </w:pPr>
@@ -1367,32 +1518,32 @@
           <w:bCs/>
           <w:b/>
         </w:rPr>
-        <w:t xml:space="preserve">partiel (≈ 33–66 %)</w:t>
-      </w:r>
-      <w:r>
-        <w:t xml:space="preserve"> </w:t>
-      </w:r>
-      <w:r>
-        <w:t xml:space="preserve">capte</w:t>
-      </w:r>
-      <w:r>
-        <w:t xml:space="preserve"> </w:t>
-      </w:r>
-      <w:r>
-        <w:t xml:space="preserve">l'essentiel du gain de régime (R2/R4) tout en limitant le surcroît de drawdown, et</w:t>
-      </w:r>
-      <w:r>
-        <w:t xml:space="preserve"> </w:t>
-      </w:r>
-      <w:r>
-        <w:t xml:space="preserve">conserve un cœur obligataire pour les fuites vers la qualité (chocs de type R1).</w:t>
+        <w:t xml:space="preserve">partiel (≈ 20–40 %)</w:t>
+      </w:r>
+      <w:r>
+        <w:t xml:space="preserve"> </w:t>
+      </w:r>
+      <w:r>
+        <w:t xml:space="preserve">se situe au pic</w:t>
+      </w:r>
+      <w:r>
+        <w:t xml:space="preserve"> </w:t>
+      </w:r>
+      <w:r>
+        <w:t xml:space="preserve">de Sharpe, capte le gain de régime (R2/R4) et conserve un cœur obligataire pour les fuites</w:t>
+      </w:r>
+      <w:r>
+        <w:t xml:space="preserve"> </w:t>
+      </w:r>
+      <w:r>
+        <w:t xml:space="preserve">vers la qualité (chocs de type R1).</w:t>
       </w:r>
     </w:p>
     <w:p>
       <w:pPr>
         <w:numPr>
           <w:ilvl w:val="0"/>
-          <w:numId w:val="1002"/>
+          <w:numId w:val="1001"/>
         </w:numPr>
         <w:pStyle w:val="Compact"/>
       </w:pPr>
@@ -1461,7 +1612,7 @@
           <w:bCs/>
           <w:b/>
         </w:rPr>
-        <w:t xml:space="preserve">0,55 vs 0,49</w:t>
+        <w:t xml:space="preserve">0,53 vs 0,47</w:t>
       </w:r>
       <w:r>
         <w:t xml:space="preserve"> </w:t>
@@ -1477,7 +1628,7 @@
           <w:bCs/>
           <w:b/>
         </w:rPr>
-        <w:t xml:space="preserve">au-dessus de l'AP5 (0,51)</w:t>
+        <w:t xml:space="preserve">au-dessus de l'AP5 (0,47)</w:t>
       </w:r>
       <w:r>
         <w:t xml:space="preserve">.</w:t>
@@ -1487,7 +1638,7 @@
       <w:pPr>
         <w:numPr>
           <w:ilvl w:val="0"/>
-          <w:numId w:val="1002"/>
+          <w:numId w:val="1001"/>
         </w:numPr>
         <w:pStyle w:val="Compact"/>
       </w:pPr>
@@ -1496,13 +1647,63 @@
           <w:bCs/>
           <w:b/>
         </w:rPr>
-        <w:t xml:space="preserve">Conserver les deux indices obligataires</w:t>
-      </w:r>
-      <w:r>
-        <w:t xml:space="preserve"> </w:t>
-      </w:r>
-      <w:r>
-        <w:t xml:space="preserve">(suisses plus résilients que mondiaux en R3).</w:t>
+        <w:t xml:space="preserve">Conserver la structure obligataire</w:t>
+      </w:r>
+      <w:r>
+        <w:t xml:space="preserve"> </w:t>
+      </w:r>
+      <w:r>
+        <w:t xml:space="preserve">(suisses + mondiales, larges + courtes 1-5).</w:t>
+      </w:r>
+    </w:p>
+    <w:p>
+      <w:pPr>
+        <w:numPr>
+          <w:ilvl w:val="0"/>
+          <w:numId w:val="1001"/>
+        </w:numPr>
+        <w:pStyle w:val="Compact"/>
+      </w:pPr>
+      <w:r>
+        <w:rPr>
+          <w:bCs/>
+          <w:b/>
+        </w:rPr>
+        <w:t xml:space="preserve">Écartés (avec justification)</w:t>
+      </w:r>
+      <w:r>
+        <w:t xml:space="preserve"> </w:t>
+      </w:r>
+      <w:r>
+        <w:t xml:space="preserve">: ILS, private equity/credit et fonds hypothécaires suisses</w:t>
+      </w:r>
+      <w:r>
+        <w:t xml:space="preserve"> </w:t>
+      </w:r>
+      <w:r>
+        <w:t xml:space="preserve">— aucun ne satisfait le critère</w:t>
+      </w:r>
+      <w:r>
+        <w:t xml:space="preserve"> </w:t>
+      </w:r>
+      <w:r>
+        <w:rPr>
+          <w:iCs/>
+          <w:i/>
+        </w:rPr>
+        <w:t xml:space="preserve">investissable / liquide / net de frais</w:t>
+      </w:r>
+      <w:r>
+        <w:t xml:space="preserve"> </w:t>
+      </w:r>
+      <w:r>
+        <w:t xml:space="preserve">(pas de série</w:t>
+      </w:r>
+      <w:r>
+        <w:t xml:space="preserve"> </w:t>
+      </w:r>
+      <w:r>
+        <w:t xml:space="preserve">publique valorisée au marché).</w:t>
       </w:r>
     </w:p>
     <w:bookmarkEnd w:id="25"/>
@@ -1570,53 +1771,53 @@
         <w:t xml:space="preserve"> </w:t>
       </w:r>
       <w:r>
-        <w:t xml:space="preserve">minimum-variance/CVaR reste</w:t>
-      </w:r>
-      <w:r>
-        <w:t xml:space="preserve"> </w:t>
-      </w:r>
-      <w:r>
-        <w:rPr>
-          <w:bCs/>
-          <w:b/>
-        </w:rPr>
-        <w:t xml:space="preserve">100 % obligataire</w:t>
-      </w:r>
-      <w:r>
-        <w:t xml:space="preserve"> </w:t>
-      </w:r>
-      <w:r>
-        <w:t xml:space="preserve">et la poche max-Sharpe conserve des</w:t>
-      </w:r>
-      <w:r>
-        <w:t xml:space="preserve"> </w:t>
-      </w:r>
-      <w:r>
-        <w:t xml:space="preserve">obligations suisses + une allocation en or plafonnée —</w:t>
-      </w:r>
-      <w:r>
-        <w:t xml:space="preserve"> </w:t>
-      </w:r>
-      <w:r>
-        <w:rPr>
-          <w:bCs/>
-          <w:b/>
-        </w:rPr>
-        <w:t xml:space="preserve">aucun optimiseur n'abandonne les</w:t>
-      </w:r>
-      <w:r>
-        <w:rPr>
-          <w:bCs/>
-          <w:b/>
-        </w:rPr>
-        <w:t xml:space="preserve"> </w:t>
-      </w:r>
-      <w:r>
-        <w:rPr>
-          <w:bCs/>
-          <w:b/>
-        </w:rPr>
-        <w:t xml:space="preserve">obligations</w:t>
+        <w:t xml:space="preserve">minimum-variance/CVaR se met</w:t>
+      </w:r>
+      <w:r>
+        <w:t xml:space="preserve"> </w:t>
+      </w:r>
+      <w:r>
+        <w:rPr>
+          <w:bCs/>
+          <w:b/>
+        </w:rPr>
+        <w:t xml:space="preserve">100 % en obligations mondiales courtes (1-5)</w:t>
+      </w:r>
+      <w:r>
+        <w:t xml:space="preserve"> </w:t>
+      </w:r>
+      <w:r>
+        <w:t xml:space="preserve">et la poche</w:t>
+      </w:r>
+      <w:r>
+        <w:t xml:space="preserve"> </w:t>
+      </w:r>
+      <w:r>
+        <w:t xml:space="preserve">max-Sharpe conserve des obligations suisses + une allocation en or plafonnée —</w:t>
+      </w:r>
+      <w:r>
+        <w:t xml:space="preserve"> </w:t>
+      </w:r>
+      <w:r>
+        <w:rPr>
+          <w:bCs/>
+          <w:b/>
+        </w:rPr>
+        <w:t xml:space="preserve">aucun</w:t>
+      </w:r>
+      <w:r>
+        <w:rPr>
+          <w:bCs/>
+          <w:b/>
+        </w:rPr>
+        <w:t xml:space="preserve"> </w:t>
+      </w:r>
+      <w:r>
+        <w:rPr>
+          <w:bCs/>
+          <w:b/>
+        </w:rPr>
+        <w:t xml:space="preserve">optimiseur n'abandonne les obligations</w:t>
       </w:r>
       <w:r>
         <w:t xml:space="preserve">. Proxys ETF/fonds investissables (non les fonds VZ exacts) ; fréquence</w:t>
@@ -2129,9 +2330,6 @@
     <w:abstractNumId w:val="990"/>
   </w:num>
   <w:num w:numId="1001">
-    <w:abstractNumId w:val="991"/>
-  </w:num>
-  <w:num w:numId="1002">
     <w:abstractNumId w:val="991"/>
   </w:num>
 </w:numbering>

--- a/reports/docx/Resume_executif_FR.docx
+++ b/reports/docx/Resume_executif_FR.docx
@@ -357,13 +357,13 @@
       </w:r>
     </w:p>
     <w:bookmarkEnd w:id="21"/>
-    <w:bookmarkStart w:id="22" w:name="validation--la-réplication-est-fiable"/>
+    <w:bookmarkStart w:id="22" w:name="X28e7adcb5e06909bae98f1f42cce86a41233687"/>
     <w:p>
       <w:pPr>
         <w:pStyle w:val="Heading2"/>
       </w:pPr>
       <w:r>
-        <w:t xml:space="preserve">Validation — la réplication est fiable</w:t>
+        <w:t xml:space="preserve">Validation — un benchmark stylisé (non une réplique exacte)</w:t>
       </w:r>
     </w:p>
     <w:p>
@@ -371,13 +371,13 @@
         <w:pStyle w:val="FirstParagraph"/>
       </w:pPr>
       <w:r>
-        <w:t xml:space="preserve">Reconstitution de l'AP5 (indices → Smart Rebalancing → net de frais, dérive d'allocation réelle</w:t>
-      </w:r>
-      <w:r>
-        <w:t xml:space="preserve"> </w:t>
-      </w:r>
-      <w:r>
-        <w:t xml:space="preserve">de VZ) contre la</w:t>
+        <w:t xml:space="preserve">Reconstitution de l'AP5 (indices → rebalancement par bandes → net de frais, dérive</w:t>
+      </w:r>
+      <w:r>
+        <w:t xml:space="preserve"> </w:t>
+      </w:r>
+      <w:r>
+        <w:t xml:space="preserve">d'allocation réelle de VZ) contre la</w:t>
       </w:r>
       <w:r>
         <w:t xml:space="preserve"> </w:t>
@@ -400,7 +400,34 @@
           <w:bCs/>
           <w:b/>
         </w:rPr>
-        <w:t xml:space="preserve">corrélation 0,955</w:t>
+        <w:t xml:space="preserve">corrélation</w:t>
+      </w:r>
+      <w:r>
+        <w:rPr>
+          <w:bCs/>
+          <w:b/>
+        </w:rPr>
+        <w:t xml:space="preserve"> </w:t>
+      </w:r>
+      <w:r>
+        <w:rPr>
+          <w:bCs/>
+          <w:b/>
+        </w:rPr>
+        <w:t xml:space="preserve">0,955</w:t>
+      </w:r>
+      <w:r>
+        <w:t xml:space="preserve">, régression</w:t>
+      </w:r>
+      <w:r>
+        <w:t xml:space="preserve"> </w:t>
+      </w:r>
+      <w:r>
+        <w:rPr>
+          <w:bCs/>
+          <w:b/>
+        </w:rPr>
+        <w:t xml:space="preserve">β 0,97 / α −0,35 %/an / R² 0,91</w:t>
       </w:r>
       <w:r>
         <w:t xml:space="preserve">,</w:t>
@@ -413,43 +440,47 @@
           <w:bCs/>
           <w:b/>
         </w:rPr>
-        <w:t xml:space="preserve">tracking</w:t>
-      </w:r>
-      <w:r>
-        <w:rPr>
-          <w:bCs/>
-          <w:b/>
-        </w:rPr>
-        <w:t xml:space="preserve"> </w:t>
-      </w:r>
-      <w:r>
-        <w:rPr>
-          <w:bCs/>
-          <w:b/>
-        </w:rPr>
-        <w:t xml:space="preserve">error 2,35 %/an</w:t>
-      </w:r>
-      <w:r>
-        <w:t xml:space="preserve">, suivi visuel fidèle à travers le COVID, la chute de 2022 et la reprise. La</w:t>
-      </w:r>
-      <w:r>
-        <w:t xml:space="preserve"> </w:t>
-      </w:r>
-      <w:r>
-        <w:t xml:space="preserve">TE résiduelle provient du volet actions étrangères (indice de prix USD converti en CHF) —</w:t>
-      </w:r>
-      <w:r>
-        <w:t xml:space="preserve"> </w:t>
-      </w:r>
-      <w:r>
-        <w:rPr>
-          <w:bCs/>
-          <w:b/>
-        </w:rPr>
-        <w:t xml:space="preserve">elle s'annule dans toutes les comparaisons AP5-vs-remplacement</w:t>
-      </w:r>
-      <w:r>
-        <w:t xml:space="preserve">, le cœur identique partout.</w:t>
+        <w:t xml:space="preserve">tracking error 2,35 %/an</w:t>
+      </w:r>
+      <w:r>
+        <w:t xml:space="preserve">, écart</w:t>
+      </w:r>
+      <w:r>
+        <w:t xml:space="preserve"> </w:t>
+      </w:r>
+      <w:r>
+        <w:t xml:space="preserve">cumulé +25,1 % vs +21,1 %. La TE résiduelle provient surtout du volet actions étrangères</w:t>
+      </w:r>
+      <w:r>
+        <w:t xml:space="preserve"> </w:t>
+      </w:r>
+      <w:r>
+        <w:t xml:space="preserve">(indice de prix USD converti en CHF) ; ce cœur est commun à tous les portefeuilles comparés,</w:t>
+      </w:r>
+      <w:r>
+        <w:t xml:space="preserve"> </w:t>
+      </w:r>
+      <w:r>
+        <w:t xml:space="preserve">donc son biais est partagé (effet de second ordre sous rebalancement par bandes). On la traite</w:t>
+      </w:r>
+      <w:r>
+        <w:t xml:space="preserve"> </w:t>
+      </w:r>
+      <w:r>
+        <w:t xml:space="preserve">comme un</w:t>
+      </w:r>
+      <w:r>
+        <w:t xml:space="preserve"> </w:t>
+      </w:r>
+      <w:r>
+        <w:rPr>
+          <w:bCs/>
+          <w:b/>
+        </w:rPr>
+        <w:t xml:space="preserve">benchmark stylisé</w:t>
+      </w:r>
+      <w:r>
+        <w:t xml:space="preserve">, non une reconstruction exacte des transactions de VZ.</w:t>
       </w:r>
     </w:p>
     <w:bookmarkEnd w:id="22"/>
@@ -1407,76 +1438,175 @@
           <w:bCs/>
           <w:b/>
         </w:rPr>
-        <w:t xml:space="preserve">Sur le cycle complet, pas de repas gratuit</w:t>
-      </w:r>
-      <w:r>
-        <w:t xml:space="preserve"> </w:t>
-      </w:r>
-      <w:r>
-        <w:t xml:space="preserve">: le remplacement intégral fait passer le</w:t>
-      </w:r>
-      <w:r>
-        <w:t xml:space="preserve"> </w:t>
-      </w:r>
-      <w:r>
-        <w:t xml:space="preserve">rendement de 3,43 % à 4,30 %/an mais le drawdown de −21 % à −28 %, avec un</w:t>
-      </w:r>
-      <w:r>
-        <w:t xml:space="preserve"> </w:t>
-      </w:r>
-      <w:r>
-        <w:rPr>
-          <w:bCs/>
-          <w:b/>
-        </w:rPr>
-        <w:t xml:space="preserve">ratio de Sharpe</w:t>
-      </w:r>
-      <w:r>
-        <w:rPr>
-          <w:bCs/>
-          <w:b/>
-        </w:rPr>
-        <w:t xml:space="preserve"> </w:t>
-      </w:r>
-      <w:r>
-        <w:rPr>
-          <w:bCs/>
-          <w:b/>
-        </w:rPr>
-        <w:t xml:space="preserve">quasi inchangé</w:t>
-      </w:r>
-      <w:r>
-        <w:t xml:space="preserve"> </w:t>
-      </w:r>
-      <w:r>
-        <w:t xml:space="preserve">(pic léger ~0,49 vers 20–40 %). La valeur du remplacement est</w:t>
-      </w:r>
-      <w:r>
-        <w:t xml:space="preserve"> </w:t>
-      </w:r>
-      <w:r>
-        <w:rPr>
-          <w:bCs/>
-          <w:b/>
-        </w:rPr>
-        <w:t xml:space="preserve">conditionnelle</w:t>
-      </w:r>
-      <w:r>
-        <w:rPr>
-          <w:bCs/>
-          <w:b/>
-        </w:rPr>
-        <w:t xml:space="preserve"> </w:t>
-      </w:r>
-      <w:r>
-        <w:rPr>
-          <w:bCs/>
-          <w:b/>
-        </w:rPr>
-        <w:t xml:space="preserve">au régime</w:t>
-      </w:r>
-      <w:r>
-        <w:t xml:space="preserve">.</w:t>
+        <w:t xml:space="preserve">Résultat central — la courbe de compromis</w:t>
+      </w:r>
+      <w:r>
+        <w:t xml:space="preserve"> </w:t>
+      </w:r>
+      <w:r>
+        <w:t xml:space="preserve">: plus on remplace, plus le rendement, la</w:t>
+      </w:r>
+      <w:r>
+        <w:t xml:space="preserve"> </w:t>
+      </w:r>
+      <w:r>
+        <w:t xml:space="preserve">volatilité et le drawdown augmentent, pour un</w:t>
+      </w:r>
+      <w:r>
+        <w:t xml:space="preserve"> </w:t>
+      </w:r>
+      <w:r>
+        <w:rPr>
+          <w:bCs/>
+          <w:b/>
+        </w:rPr>
+        <w:t xml:space="preserve">Sharpe quasi inchangé</w:t>
+      </w:r>
+      <w:r>
+        <w:t xml:space="preserve"> </w:t>
+      </w:r>
+      <w:r>
+        <w:t xml:space="preserve">(CAGR 3,43 %→4,30 %,</w:t>
+      </w:r>
+      <w:r>
+        <w:t xml:space="preserve"> </w:t>
+      </w:r>
+      <w:r>
+        <w:t xml:space="preserve">MaxDD −20,6 %→−27,7 %, Sharpe ≈0,47).</w:t>
+      </w:r>
+    </w:p>
+    <w:p>
+      <w:pPr>
+        <w:pStyle w:val="BodyText"/>
+      </w:pPr>
+      <w:r>
+        <w:rPr>
+          <w:bCs/>
+          <w:b/>
+        </w:rPr>
+        <w:t xml:space="preserve">Statistiques (bootstrap par blocs, 3 000 tirages)</w:t>
+      </w:r>
+      <w:r>
+        <w:t xml:space="preserve"> </w:t>
+      </w:r>
+      <w:r>
+        <w:t xml:space="preserve">:</w:t>
+      </w:r>
+      <w:r>
+        <w:t xml:space="preserve"> </w:t>
+      </w:r>
+      <w:r>
+        <w:rPr>
+          <w:bCs/>
+          <w:b/>
+        </w:rPr>
+        <w:t xml:space="preserve">aucun</w:t>
+      </w:r>
+      <w:r>
+        <w:t xml:space="preserve"> </w:t>
+      </w:r>
+      <w:r>
+        <w:t xml:space="preserve">niveau de remplacement ne</w:t>
+      </w:r>
+      <w:r>
+        <w:t xml:space="preserve"> </w:t>
+      </w:r>
+      <w:r>
+        <w:t xml:space="preserve">produit un gain de Sharpe distinguable de zéro (les IC de ΔSharpe englobent 0) ; en revanche</w:t>
+      </w:r>
+      <w:r>
+        <w:t xml:space="preserve"> </w:t>
+      </w:r>
+      <w:r>
+        <w:t xml:space="preserve">le remplacement</w:t>
+      </w:r>
+      <w:r>
+        <w:t xml:space="preserve"> </w:t>
+      </w:r>
+      <w:r>
+        <w:rPr>
+          <w:bCs/>
+          <w:b/>
+        </w:rPr>
+        <w:t xml:space="preserve">creuse le drawdown de façon fiable</w:t>
+      </w:r>
+      <w:r>
+        <w:t xml:space="preserve"> </w:t>
+      </w:r>
+      <w:r>
+        <w:t xml:space="preserve">(probabilité jusqu'à</w:t>
+      </w:r>
+      <w:r>
+        <w:t xml:space="preserve"> </w:t>
+      </w:r>
+      <w:r>
+        <w:rPr>
+          <w:bCs/>
+          <w:b/>
+        </w:rPr>
+        <w:t xml:space="preserve">91 %</w:t>
+      </w:r>
+      <w:r>
+        <w:t xml:space="preserve"> </w:t>
+      </w:r>
+      <w:r>
+        <w:t xml:space="preserve">à 100 %).</w:t>
+      </w:r>
+    </w:p>
+    <w:p>
+      <w:pPr>
+        <w:pStyle w:val="BodyText"/>
+      </w:pPr>
+      <w:r>
+        <w:rPr>
+          <w:bCs/>
+          <w:b/>
+        </w:rPr>
+        <w:t xml:space="preserve">Dépend du type de crise</w:t>
+      </w:r>
+      <w:r>
+        <w:t xml:space="preserve"> </w:t>
+      </w:r>
+      <w:r>
+        <w:t xml:space="preserve">: le remplacement a</w:t>
+      </w:r>
+      <w:r>
+        <w:t xml:space="preserve"> </w:t>
+      </w:r>
+      <w:r>
+        <w:rPr>
+          <w:iCs/>
+          <w:i/>
+        </w:rPr>
+        <w:t xml:space="preserve">nui</w:t>
+      </w:r>
+      <w:r>
+        <w:t xml:space="preserve"> </w:t>
+      </w:r>
+      <w:r>
+        <w:t xml:space="preserve">lors du choc déflationniste 2020</w:t>
+      </w:r>
+      <w:r>
+        <w:t xml:space="preserve"> </w:t>
+      </w:r>
+      <w:r>
+        <w:t xml:space="preserve">(−10,4 % vs AP5 −6,9 %) mais</w:t>
+      </w:r>
+      <w:r>
+        <w:t xml:space="preserve"> </w:t>
+      </w:r>
+      <w:r>
+        <w:rPr>
+          <w:iCs/>
+          <w:i/>
+        </w:rPr>
+        <w:t xml:space="preserve">aidé</w:t>
+      </w:r>
+      <w:r>
+        <w:t xml:space="preserve"> </w:t>
+      </w:r>
+      <w:r>
+        <w:t xml:space="preserve">lors du choc de taux 2022 (−6,6 % vs −11,9 %).</w:t>
       </w:r>
     </w:p>
     <w:bookmarkEnd w:id="24"/>
@@ -1502,7 +1632,7 @@
           <w:bCs/>
           <w:b/>
         </w:rPr>
-        <w:t xml:space="preserve">Ne pas remplacer intégralement.</w:t>
+        <w:t xml:space="preserve">Privilégier un remplacement partiel plutôt qu'intégral.</w:t>
       </w:r>
       <w:r>
         <w:t xml:space="preserve"> </w:t>
@@ -1518,25 +1648,93 @@
           <w:bCs/>
           <w:b/>
         </w:rPr>
-        <w:t xml:space="preserve">partiel (≈ 20–40 %)</w:t>
-      </w:r>
-      <w:r>
-        <w:t xml:space="preserve"> </w:t>
-      </w:r>
-      <w:r>
-        <w:t xml:space="preserve">se situe au pic</w:t>
-      </w:r>
-      <w:r>
-        <w:t xml:space="preserve"> </w:t>
-      </w:r>
-      <w:r>
-        <w:t xml:space="preserve">de Sharpe, capte le gain de régime (R2/R4) et conserve un cœur obligataire pour les fuites</w:t>
-      </w:r>
-      <w:r>
-        <w:t xml:space="preserve"> </w:t>
-      </w:r>
-      <w:r>
-        <w:t xml:space="preserve">vers la qualité (chocs de type R1).</w:t>
+        <w:t xml:space="preserve">faible à</w:t>
+      </w:r>
+      <w:r>
+        <w:rPr>
+          <w:bCs/>
+          <w:b/>
+        </w:rPr>
+        <w:t xml:space="preserve"> </w:t>
+      </w:r>
+      <w:r>
+        <w:rPr>
+          <w:bCs/>
+          <w:b/>
+        </w:rPr>
+        <w:t xml:space="preserve">modéré (≈ 20–40 %)</w:t>
+      </w:r>
+      <w:r>
+        <w:t xml:space="preserve"> </w:t>
+      </w:r>
+      <w:r>
+        <w:t xml:space="preserve">offre le meilleur</w:t>
+      </w:r>
+      <w:r>
+        <w:t xml:space="preserve"> </w:t>
+      </w:r>
+      <w:r>
+        <w:rPr>
+          <w:iCs/>
+          <w:i/>
+        </w:rPr>
+        <w:t xml:space="preserve">compromis</w:t>
+      </w:r>
+      <w:r>
+        <w:t xml:space="preserve"> </w:t>
+      </w:r>
+      <w:r>
+        <w:t xml:space="preserve">rendement–risque historique — mais</w:t>
+      </w:r>
+      <w:r>
+        <w:t xml:space="preserve"> </w:t>
+      </w:r>
+      <w:r>
+        <w:t xml:space="preserve">l'analyse</w:t>
+      </w:r>
+      <w:r>
+        <w:t xml:space="preserve"> </w:t>
+      </w:r>
+      <w:r>
+        <w:rPr>
+          <w:bCs/>
+          <w:b/>
+        </w:rPr>
+        <w:t xml:space="preserve">n'identifie pas de ratio optimal statistiquement unique</w:t>
+      </w:r>
+      <w:r>
+        <w:t xml:space="preserve"> </w:t>
+      </w:r>
+      <w:r>
+        <w:t xml:space="preserve">(écarts de Sharpe dans</w:t>
+      </w:r>
+      <w:r>
+        <w:t xml:space="preserve"> </w:t>
+      </w:r>
+      <w:r>
+        <w:t xml:space="preserve">le bruit du bootstrap). Le remplacement intégral n'est</w:t>
+      </w:r>
+      <w:r>
+        <w:t xml:space="preserve"> </w:t>
+      </w:r>
+      <w:r>
+        <w:rPr>
+          <w:bCs/>
+          <w:b/>
+        </w:rPr>
+        <w:t xml:space="preserve">pas</w:t>
+      </w:r>
+      <w:r>
+        <w:t xml:space="preserve"> </w:t>
+      </w:r>
+      <w:r>
+        <w:t xml:space="preserve">soutenu (drawdown fiablement</w:t>
+      </w:r>
+      <w:r>
+        <w:t xml:space="preserve"> </w:t>
+      </w:r>
+      <w:r>
+        <w:t xml:space="preserve">pire, pas de gain de Sharpe fiable, perte de la protection « fuite vers la qualité » de 2020).</w:t>
       </w:r>
     </w:p>
     <w:p>
@@ -1552,86 +1750,13 @@
           <w:bCs/>
           <w:b/>
         </w:rPr>
-        <w:t xml:space="preserve">Le choix des instruments compte autant que le montant.</w:t>
-      </w:r>
-      <w:r>
-        <w:t xml:space="preserve"> </w:t>
-      </w:r>
-      <w:r>
-        <w:t xml:space="preserve">Un panier</w:t>
-      </w:r>
-      <w:r>
-        <w:t xml:space="preserve"> </w:t>
-      </w:r>
-      <w:r>
-        <w:rPr>
-          <w:bCs/>
-          <w:b/>
-        </w:rPr>
-        <w:t xml:space="preserve">curated</w:t>
-      </w:r>
-      <w:r>
-        <w:t xml:space="preserve"> </w:t>
-      </w:r>
-      <w:r>
-        <w:t xml:space="preserve">(haut</w:t>
-      </w:r>
-      <w:r>
-        <w:t xml:space="preserve"> </w:t>
-      </w:r>
-      <w:r>
-        <w:t xml:space="preserve">rendement 35 / dette émergente 30 / or 20 / infrastructure 15, écartant les deux</w:t>
-      </w:r>
-      <w:r>
-        <w:t xml:space="preserve"> </w:t>
-      </w:r>
-      <w:r>
-        <w:t xml:space="preserve">perdants — matières premières et managed futures)</w:t>
-      </w:r>
-      <w:r>
-        <w:t xml:space="preserve"> </w:t>
-      </w:r>
-      <w:r>
-        <w:rPr>
-          <w:bCs/>
-          <w:b/>
-        </w:rPr>
-        <w:t xml:space="preserve">domine</w:t>
-      </w:r>
-      <w:r>
-        <w:t xml:space="preserve"> </w:t>
-      </w:r>
-      <w:r>
-        <w:t xml:space="preserve">le panier naïf : Sharpe</w:t>
-      </w:r>
-      <w:r>
-        <w:t xml:space="preserve"> </w:t>
-      </w:r>
-      <w:r>
-        <w:rPr>
-          <w:bCs/>
-          <w:b/>
-        </w:rPr>
-        <w:t xml:space="preserve">0,53 vs 0,47</w:t>
-      </w:r>
-      <w:r>
-        <w:t xml:space="preserve"> </w:t>
-      </w:r>
-      <w:r>
-        <w:t xml:space="preserve">à 100 % de remplacement,</w:t>
-      </w:r>
-      <w:r>
-        <w:t xml:space="preserve"> </w:t>
-      </w:r>
-      <w:r>
-        <w:rPr>
-          <w:bCs/>
-          <w:b/>
-        </w:rPr>
-        <w:t xml:space="preserve">au-dessus de l'AP5 (0,47)</w:t>
-      </w:r>
-      <w:r>
-        <w:t xml:space="preserve">.</w:t>
+        <w:t xml:space="preserve">Conserver la structure obligataire</w:t>
+      </w:r>
+      <w:r>
+        <w:t xml:space="preserve"> </w:t>
+      </w:r>
+      <w:r>
+        <w:t xml:space="preserve">(suisses + mondiales, larges + courtes 1-5).</w:t>
       </w:r>
     </w:p>
     <w:p>
@@ -1647,13 +1772,38 @@
           <w:bCs/>
           <w:b/>
         </w:rPr>
-        <w:t xml:space="preserve">Conserver la structure obligataire</w:t>
-      </w:r>
-      <w:r>
-        <w:t xml:space="preserve"> </w:t>
-      </w:r>
-      <w:r>
-        <w:t xml:space="preserve">(suisses + mondiales, larges + courtes 1-5).</w:t>
+        <w:t xml:space="preserve">Le choix des instruments compte</w:t>
+      </w:r>
+      <w:r>
+        <w:t xml:space="preserve"> </w:t>
+      </w:r>
+      <w:r>
+        <w:t xml:space="preserve">: un panier « curated » (HR 35 / dette ém. 30 / or 20 /</w:t>
+      </w:r>
+      <w:r>
+        <w:t xml:space="preserve"> </w:t>
+      </w:r>
+      <w:r>
+        <w:t xml:space="preserve">infra 15) fait mieux (Sharpe 0,53), mais c'est un résultat</w:t>
+      </w:r>
+      <w:r>
+        <w:t xml:space="preserve"> </w:t>
+      </w:r>
+      <w:r>
+        <w:rPr>
+          <w:bCs/>
+          <w:b/>
+        </w:rPr>
+        <w:t xml:space="preserve">ex-post exploratoire</w:t>
+      </w:r>
+      <w:r>
+        <w:t xml:space="preserve">, non la</w:t>
+      </w:r>
+      <w:r>
+        <w:t xml:space="preserve"> </w:t>
+      </w:r>
+      <w:r>
+        <w:t xml:space="preserve">recommandation — à valider hors échantillon.</w:t>
       </w:r>
     </w:p>
     <w:p>
@@ -1694,16 +1844,35 @@
         <w:t xml:space="preserve">investissable / liquide / net de frais</w:t>
       </w:r>
       <w:r>
-        <w:t xml:space="preserve"> </w:t>
-      </w:r>
-      <w:r>
-        <w:t xml:space="preserve">(pas de série</w:t>
-      </w:r>
-      <w:r>
-        <w:t xml:space="preserve"> </w:t>
-      </w:r>
-      <w:r>
-        <w:t xml:space="preserve">publique valorisée au marché).</w:t>
+        <w:t xml:space="preserve">.</w:t>
+      </w:r>
+    </w:p>
+    <w:p>
+      <w:pPr>
+        <w:numPr>
+          <w:ilvl w:val="0"/>
+          <w:numId w:val="1001"/>
+        </w:numPr>
+        <w:pStyle w:val="Compact"/>
+      </w:pPr>
+      <w:r>
+        <w:rPr>
+          <w:bCs/>
+          <w:b/>
+        </w:rPr>
+        <w:t xml:space="preserve">Robustesse</w:t>
+      </w:r>
+      <w:r>
+        <w:t xml:space="preserve"> </w:t>
+      </w:r>
+      <w:r>
+        <w:t xml:space="preserve">: la conclusion survit à toutes les variations (bande, coûts, couverture,</w:t>
+      </w:r>
+      <w:r>
+        <w:t xml:space="preserve"> </w:t>
+      </w:r>
+      <w:r>
+        <w:t xml:space="preserve">raccord 2008-09).</w:t>
       </w:r>
     </w:p>
     <w:bookmarkEnd w:id="25"/>

--- a/reports/docx/Resume_executif_FR.docx
+++ b/reports/docx/Resume_executif_FR.docx
@@ -1512,45 +1512,79 @@
         <w:t xml:space="preserve"> </w:t>
       </w:r>
       <w:r>
-        <w:t xml:space="preserve">produit un gain de Sharpe distinguable de zéro (les IC de ΔSharpe englobent 0) ; en revanche</w:t>
-      </w:r>
-      <w:r>
-        <w:t xml:space="preserve"> </w:t>
-      </w:r>
-      <w:r>
-        <w:t xml:space="preserve">le remplacement</w:t>
-      </w:r>
-      <w:r>
-        <w:t xml:space="preserve"> </w:t>
-      </w:r>
-      <w:r>
-        <w:rPr>
-          <w:bCs/>
-          <w:b/>
-        </w:rPr>
-        <w:t xml:space="preserve">creuse le drawdown de façon fiable</w:t>
-      </w:r>
-      <w:r>
-        <w:t xml:space="preserve"> </w:t>
-      </w:r>
-      <w:r>
-        <w:t xml:space="preserve">(probabilité jusqu'à</w:t>
-      </w:r>
-      <w:r>
-        <w:t xml:space="preserve"> </w:t>
-      </w:r>
-      <w:r>
-        <w:rPr>
-          <w:bCs/>
-          <w:b/>
-        </w:rPr>
-        <w:t xml:space="preserve">91 %</w:t>
-      </w:r>
-      <w:r>
-        <w:t xml:space="preserve"> </w:t>
-      </w:r>
-      <w:r>
-        <w:t xml:space="preserve">à 100 %).</w:t>
+        <w:t xml:space="preserve">produit un gain de Sharpe distinguable de zéro (IC de ΔSharpe englobent 0). Le drawdown penche</w:t>
+      </w:r>
+      <w:r>
+        <w:t xml:space="preserve"> </w:t>
+      </w:r>
+      <w:r>
+        <w:t xml:space="preserve">vers le pire mais son IC à 95 %</w:t>
+      </w:r>
+      <w:r>
+        <w:t xml:space="preserve"> </w:t>
+      </w:r>
+      <w:r>
+        <w:rPr>
+          <w:bCs/>
+          <w:b/>
+        </w:rPr>
+        <w:t xml:space="preserve">inclut encore zéro</w:t>
+      </w:r>
+      <w:r>
+        <w:t xml:space="preserve"> </w:t>
+      </w:r>
+      <w:r>
+        <w:t xml:space="preserve">(</w:t>
+      </w:r>
+      <w:r>
+        <w:rPr>
+          <w:iCs/>
+          <w:i/>
+        </w:rPr>
+        <w:t xml:space="preserve">suggestif</w:t>
+      </w:r>
+      <w:r>
+        <w:t xml:space="preserve">) ; en revanche la</w:t>
+      </w:r>
+      <w:r>
+        <w:t xml:space="preserve"> </w:t>
+      </w:r>
+      <w:r>
+        <w:rPr>
+          <w:bCs/>
+          <w:b/>
+        </w:rPr>
+        <w:t xml:space="preserve">perte</w:t>
+      </w:r>
+      <w:r>
+        <w:rPr>
+          <w:bCs/>
+          <w:b/>
+        </w:rPr>
+        <w:t xml:space="preserve"> </w:t>
+      </w:r>
+      <w:r>
+        <w:rPr>
+          <w:bCs/>
+          <w:b/>
+        </w:rPr>
+        <w:t xml:space="preserve">extrême (CVaR) est pire avec ≈95–100 % de probabilité</w:t>
+      </w:r>
+      <w:r>
+        <w:t xml:space="preserve"> </w:t>
+      </w:r>
+      <w:r>
+        <w:t xml:space="preserve">dès 20 % de remplacement (</w:t>
+      </w:r>
+      <w:r>
+        <w:rPr>
+          <w:iCs/>
+          <w:i/>
+        </w:rPr>
+        <w:t xml:space="preserve">établi</w:t>
+      </w:r>
+      <w:r>
+        <w:t xml:space="preserve">).</w:t>
       </w:r>
     </w:p>
     <w:p>
@@ -1632,87 +1666,35 @@
           <w:bCs/>
           <w:b/>
         </w:rPr>
-        <w:t xml:space="preserve">Privilégier un remplacement partiel plutôt qu'intégral.</w:t>
-      </w:r>
-      <w:r>
-        <w:t xml:space="preserve"> </w:t>
-      </w:r>
-      <w:r>
-        <w:t xml:space="preserve">Un remplacement</w:t>
-      </w:r>
-      <w:r>
-        <w:t xml:space="preserve"> </w:t>
-      </w:r>
-      <w:r>
-        <w:rPr>
-          <w:bCs/>
-          <w:b/>
-        </w:rPr>
-        <w:t xml:space="preserve">faible à</w:t>
-      </w:r>
-      <w:r>
-        <w:rPr>
-          <w:bCs/>
-          <w:b/>
-        </w:rPr>
-        <w:t xml:space="preserve"> </w:t>
-      </w:r>
-      <w:r>
-        <w:rPr>
-          <w:bCs/>
-          <w:b/>
-        </w:rPr>
-        <w:t xml:space="preserve">modéré (≈ 20–40 %)</w:t>
-      </w:r>
-      <w:r>
-        <w:t xml:space="preserve"> </w:t>
-      </w:r>
-      <w:r>
-        <w:t xml:space="preserve">offre le meilleur</w:t>
-      </w:r>
-      <w:r>
+        <w:t xml:space="preserve">On ne remplace pas « les obligations » mais</w:t>
+      </w:r>
+      <w:r>
+        <w:rPr>
+          <w:bCs/>
+          <w:b/>
+        </w:rPr>
         <w:t xml:space="preserve"> </w:t>
       </w:r>
       <w:r>
         <w:rPr>
           <w:iCs/>
           <w:i/>
-        </w:rPr>
-        <w:t xml:space="preserve">compromis</w:t>
-      </w:r>
-      <w:r>
-        <w:t xml:space="preserve"> </w:t>
-      </w:r>
-      <w:r>
-        <w:t xml:space="preserve">rendement–risque historique — mais</w:t>
-      </w:r>
-      <w:r>
-        <w:t xml:space="preserve"> </w:t>
-      </w:r>
-      <w:r>
-        <w:t xml:space="preserve">l'analyse</w:t>
-      </w:r>
-      <w:r>
-        <w:t xml:space="preserve"> </w:t>
-      </w:r>
-      <w:r>
-        <w:rPr>
-          <w:bCs/>
-          <w:b/>
-        </w:rPr>
-        <w:t xml:space="preserve">n'identifie pas de ratio optimal statistiquement unique</w:t>
-      </w:r>
-      <w:r>
-        <w:t xml:space="preserve"> </w:t>
-      </w:r>
-      <w:r>
-        <w:t xml:space="preserve">(écarts de Sharpe dans</w:t>
-      </w:r>
-      <w:r>
-        <w:t xml:space="preserve"> </w:t>
-      </w:r>
-      <w:r>
-        <w:t xml:space="preserve">le bruit du bootstrap). Le remplacement intégral n'est</w:t>
+          <w:bCs/>
+          <w:b/>
+        </w:rPr>
+        <w:t xml:space="preserve">une partie de ce qu'elles font</w:t>
+      </w:r>
+      <w:r>
+        <w:t xml:space="preserve"> </w:t>
+      </w:r>
+      <w:r>
+        <w:t xml:space="preserve">(portage,</w:t>
+      </w:r>
+      <w:r>
+        <w:t xml:space="preserve"> </w:t>
+      </w:r>
+      <w:r>
+        <w:t xml:space="preserve">une part de diversification/inflation) —</w:t>
       </w:r>
       <w:r>
         <w:t xml:space="preserve"> </w:t>
@@ -1728,7 +1710,97 @@
         <w:t xml:space="preserve"> </w:t>
       </w:r>
       <w:r>
-        <w:t xml:space="preserve">soutenu (drawdown fiablement</w:t>
+        <w:t xml:space="preserve">la duration ni la « fuite vers la qualité »,</w:t>
+      </w:r>
+      <w:r>
+        <w:t xml:space="preserve"> </w:t>
+      </w:r>
+      <w:r>
+        <w:t xml:space="preserve">d'où la dégradation du risque de queue.</w:t>
+      </w:r>
+    </w:p>
+    <w:p>
+      <w:pPr>
+        <w:numPr>
+          <w:ilvl w:val="0"/>
+          <w:numId w:val="1001"/>
+        </w:numPr>
+        <w:pStyle w:val="Compact"/>
+      </w:pPr>
+      <w:r>
+        <w:rPr>
+          <w:bCs/>
+          <w:b/>
+        </w:rPr>
+        <w:t xml:space="preserve">Privilégier un remplacement partiel plutôt qu'intégral.</w:t>
+      </w:r>
+      <w:r>
+        <w:t xml:space="preserve"> </w:t>
+      </w:r>
+      <w:r>
+        <w:t xml:space="preserve">Le pic de Sharpe (estimation</w:t>
+      </w:r>
+      <w:r>
+        <w:t xml:space="preserve"> </w:t>
+      </w:r>
+      <w:r>
+        <w:t xml:space="preserve">ponctuelle) se situe vers</w:t>
+      </w:r>
+      <w:r>
+        <w:t xml:space="preserve"> </w:t>
+      </w:r>
+      <w:r>
+        <w:rPr>
+          <w:bCs/>
+          <w:b/>
+        </w:rPr>
+        <w:t xml:space="preserve">20 %</w:t>
+      </w:r>
+      <w:r>
+        <w:t xml:space="preserve">, mais 20/30/40 % ne sont</w:t>
+      </w:r>
+      <w:r>
+        <w:t xml:space="preserve"> </w:t>
+      </w:r>
+      <w:r>
+        <w:rPr>
+          <w:bCs/>
+          <w:b/>
+        </w:rPr>
+        <w:t xml:space="preserve">pas distinguables</w:t>
+      </w:r>
+      <w:r>
+        <w:rPr>
+          <w:bCs/>
+          <w:b/>
+        </w:rPr>
+        <w:t xml:space="preserve"> </w:t>
+      </w:r>
+      <w:r>
+        <w:rPr>
+          <w:bCs/>
+          <w:b/>
+        </w:rPr>
+        <w:t xml:space="preserve">statistiquement</w:t>
+      </w:r>
+      <w:r>
+        <w:t xml:space="preserve">. Le remplacement intégral n'est</w:t>
+      </w:r>
+      <w:r>
+        <w:t xml:space="preserve"> </w:t>
+      </w:r>
+      <w:r>
+        <w:rPr>
+          <w:bCs/>
+          <w:b/>
+        </w:rPr>
+        <w:t xml:space="preserve">pas</w:t>
+      </w:r>
+      <w:r>
+        <w:t xml:space="preserve"> </w:t>
+      </w:r>
+      <w:r>
+        <w:t xml:space="preserve">soutenu (perte extrême fiablement</w:t>
       </w:r>
       <w:r>
         <w:t xml:space="preserve"> </w:t>

--- a/reports/docx/Resume_executif_FR.docx
+++ b/reports/docx/Resume_executif_FR.docx
@@ -1466,7 +1466,7 @@
         <w:t xml:space="preserve"> </w:t>
       </w:r>
       <w:r>
-        <w:t xml:space="preserve">(CAGR 3,43 %→4,30 %,</w:t>
+        <w:t xml:space="preserve">(CAGR 3,40 %→4,27 %,</w:t>
       </w:r>
       <w:r>
         <w:t xml:space="preserve"> </w:t>

--- a/reports/docx/Resume_executif_FR.docx
+++ b/reports/docx/Resume_executif_FR.docx
@@ -449,13 +449,29 @@
         <w:t xml:space="preserve"> </w:t>
       </w:r>
       <w:r>
-        <w:t xml:space="preserve">cumulé +25,1 % vs +21,1 %. La TE résiduelle provient surtout du volet actions étrangères</w:t>
-      </w:r>
-      <w:r>
-        <w:t xml:space="preserve"> </w:t>
-      </w:r>
-      <w:r>
-        <w:t xml:space="preserve">(indice de prix USD converti en CHF) ; ce cœur est commun à tous les portefeuilles comparés,</w:t>
+        <w:t xml:space="preserve">cumulé +25,1 % vs +21,1 %. La composante actions étrangères (indice de prix USD converti en CHF)</w:t>
+      </w:r>
+      <w:r>
+        <w:t xml:space="preserve"> </w:t>
+      </w:r>
+      <w:r>
+        <w:t xml:space="preserve">constitue une</w:t>
+      </w:r>
+      <w:r>
+        <w:t xml:space="preserve"> </w:t>
+      </w:r>
+      <w:r>
+        <w:rPr>
+          <w:bCs/>
+          <w:b/>
+        </w:rPr>
+        <w:t xml:space="preserve">contribution plausible et importante</w:t>
+      </w:r>
+      <w:r>
+        <w:t xml:space="preserve"> </w:t>
+      </w:r>
+      <w:r>
+        <w:t xml:space="preserve">à l'écart résiduel ; ce cœur est commun à tous les portefeuilles comparés,</w:t>
       </w:r>
       <w:r>
         <w:t xml:space="preserve"> </w:t>
@@ -607,19 +623,19 @@
                 <w:bCs/>
                 <w:b/>
               </w:rPr>
-              <w:t xml:space="preserve">+4,0 %</w:t>
-            </w:r>
-          </w:p>
-        </w:tc>
-        <w:tc>
-          <w:tcPr/>
-          <w:p>
-            <w:pPr>
-              <w:pStyle w:val="Compact"/>
-              <w:jc w:val="left"/>
-            </w:pPr>
-            <w:r>
-              <w:t xml:space="preserve">+2,5 %</w:t>
+              <w:t xml:space="preserve">+4,1 %</w:t>
+            </w:r>
+          </w:p>
+        </w:tc>
+        <w:tc>
+          <w:tcPr/>
+          <w:p>
+            <w:pPr>
+              <w:pStyle w:val="Compact"/>
+              <w:jc w:val="left"/>
+            </w:pPr>
+            <w:r>
+              <w:t xml:space="preserve">+2,6 %</w:t>
             </w:r>
           </w:p>
         </w:tc>
@@ -683,7 +699,7 @@
               <w:jc w:val="left"/>
             </w:pPr>
             <w:r>
-              <w:t xml:space="preserve">−0,8 %</w:t>
+              <w:t xml:space="preserve">−0,5 %</w:t>
             </w:r>
           </w:p>
         </w:tc>
@@ -707,7 +723,7 @@
               <w:jc w:val="left"/>
             </w:pPr>
             <w:r>
-              <w:t xml:space="preserve">−0,6 %</w:t>
+              <w:t xml:space="preserve">−0,4 %</w:t>
             </w:r>
           </w:p>
         </w:tc>
@@ -755,19 +771,19 @@
               <w:jc w:val="left"/>
             </w:pPr>
             <w:r>
-              <w:t xml:space="preserve">+2,9 %</w:t>
-            </w:r>
-          </w:p>
-        </w:tc>
-        <w:tc>
-          <w:tcPr/>
-          <w:p>
-            <w:pPr>
-              <w:pStyle w:val="Compact"/>
-              <w:jc w:val="left"/>
-            </w:pPr>
-            <w:r>
-              <w:t xml:space="preserve">+1,5 %</w:t>
+              <w:t xml:space="preserve">+1,6 %</w:t>
+            </w:r>
+          </w:p>
+        </w:tc>
+        <w:tc>
+          <w:tcPr/>
+          <w:p>
+            <w:pPr>
+              <w:pStyle w:val="Compact"/>
+              <w:jc w:val="left"/>
+            </w:pPr>
+            <w:r>
+              <w:t xml:space="preserve">+0,9 %</w:t>
             </w:r>
           </w:p>
         </w:tc>
@@ -783,7 +799,7 @@
                 <w:bCs/>
                 <w:b/>
               </w:rPr>
-              <w:t xml:space="preserve">−2,0 %</w:t>
+              <w:t xml:space="preserve">−2,9 %</w:t>
             </w:r>
           </w:p>
         </w:tc>
@@ -799,7 +815,7 @@
                 <w:bCs/>
                 <w:b/>
               </w:rPr>
-              <w:t xml:space="preserve">−0,8 %</w:t>
+              <w:t xml:space="preserve">−1,2 %</w:t>
             </w:r>
           </w:p>
         </w:tc>
@@ -835,43 +851,43 @@
               <w:jc w:val="left"/>
             </w:pPr>
             <w:r>
-              <w:t xml:space="preserve">+2,4 %</w:t>
-            </w:r>
-          </w:p>
-        </w:tc>
-        <w:tc>
-          <w:tcPr/>
-          <w:p>
-            <w:pPr>
-              <w:pStyle w:val="Compact"/>
-              <w:jc w:val="left"/>
-            </w:pPr>
-            <w:r>
-              <w:t xml:space="preserve">+1,9 %</w:t>
-            </w:r>
-          </w:p>
-        </w:tc>
-        <w:tc>
-          <w:tcPr/>
-          <w:p>
-            <w:pPr>
-              <w:pStyle w:val="Compact"/>
-              <w:jc w:val="left"/>
-            </w:pPr>
-            <w:r>
-              <w:t xml:space="preserve">−0,3 %</w:t>
-            </w:r>
-          </w:p>
-        </w:tc>
-        <w:tc>
-          <w:tcPr/>
-          <w:p>
-            <w:pPr>
-              <w:pStyle w:val="Compact"/>
-              <w:jc w:val="left"/>
-            </w:pPr>
-            <w:r>
-              <w:t xml:space="preserve">+0,5 %</w:t>
+              <w:t xml:space="preserve">+2,7 %</w:t>
+            </w:r>
+          </w:p>
+        </w:tc>
+        <w:tc>
+          <w:tcPr/>
+          <w:p>
+            <w:pPr>
+              <w:pStyle w:val="Compact"/>
+              <w:jc w:val="left"/>
+            </w:pPr>
+            <w:r>
+              <w:t xml:space="preserve">+2,0 %</w:t>
+            </w:r>
+          </w:p>
+        </w:tc>
+        <w:tc>
+          <w:tcPr/>
+          <w:p>
+            <w:pPr>
+              <w:pStyle w:val="Compact"/>
+              <w:jc w:val="left"/>
+            </w:pPr>
+            <w:r>
+              <w:t xml:space="preserve">−0,0 %</w:t>
+            </w:r>
+          </w:p>
+        </w:tc>
+        <w:tc>
+          <w:tcPr/>
+          <w:p>
+            <w:pPr>
+              <w:pStyle w:val="Compact"/>
+              <w:jc w:val="left"/>
+            </w:pPr>
+            <w:r>
+              <w:t xml:space="preserve">+0,6 %</w:t>
             </w:r>
           </w:p>
         </w:tc>
@@ -882,83 +898,118 @@
         <w:pStyle w:val="BodyText"/>
       </w:pPr>
       <w:r>
-        <w:t xml:space="preserve">Les obligations n'ont joué leur rôle défensif</w:t>
-      </w:r>
-      <w:r>
-        <w:t xml:space="preserve"> </w:t>
-      </w:r>
-      <w:r>
-        <w:rPr>
-          <w:bCs/>
-          <w:b/>
-        </w:rPr>
-        <w:t xml:space="preserve">que lorsque les taux baissaient (R1)</w:t>
-      </w:r>
-      <w:r>
-        <w:t xml:space="preserve">. En</w:t>
-      </w:r>
-      <w:r>
-        <w:t xml:space="preserve"> </w:t>
-      </w:r>
-      <w:r>
-        <w:t xml:space="preserve">régime négatif (R2) la poche a rapporté ≈ 0 ; lorsque les taux</w:t>
-      </w:r>
-      <w:r>
-        <w:t xml:space="preserve"> </w:t>
-      </w:r>
-      <w:r>
-        <w:rPr>
-          <w:bCs/>
-          <w:b/>
-        </w:rPr>
-        <w:t xml:space="preserve">montent (R3)</w:t>
-      </w:r>
-      <w:r>
-        <w:t xml:space="preserve">, les obligations</w:t>
-      </w:r>
-      <w:r>
-        <w:t xml:space="preserve"> </w:t>
-      </w:r>
-      <w:r>
-        <w:t xml:space="preserve">mondiales larges perdent</w:t>
-      </w:r>
-      <w:r>
-        <w:t xml:space="preserve"> </w:t>
-      </w:r>
-      <w:r>
-        <w:rPr>
-          <w:bCs/>
-          <w:b/>
-        </w:rPr>
-        <w:t xml:space="preserve">2 %/an</w:t>
-      </w:r>
-      <w:r>
-        <w:t xml:space="preserve"> </w:t>
-      </w:r>
-      <w:r>
-        <w:t xml:space="preserve">— mais la tranche</w:t>
-      </w:r>
-      <w:r>
-        <w:t xml:space="preserve"> </w:t>
-      </w:r>
-      <w:r>
-        <w:rPr>
-          <w:bCs/>
-          <w:b/>
-        </w:rPr>
-        <w:t xml:space="preserve">courte (1-5) ne perd que −0,8 %</w:t>
-      </w:r>
-      <w:r>
-        <w:t xml:space="preserve"> </w:t>
-      </w:r>
-      <w:r>
-        <w:t xml:space="preserve">: la</w:t>
-      </w:r>
-      <w:r>
-        <w:t xml:space="preserve"> </w:t>
-      </w:r>
-      <w:r>
-        <w:t xml:space="preserve">duration est le canal. Suisses/mondiales corrélées (</w:t>
+        <w:t xml:space="preserve">Les obligations</w:t>
+      </w:r>
+      <w:r>
+        <w:t xml:space="preserve"> </w:t>
+      </w:r>
+      <w:r>
+        <w:rPr>
+          <w:bCs/>
+          <w:b/>
+        </w:rPr>
+        <w:t xml:space="preserve">mondiales larges</w:t>
+      </w:r>
+      <w:r>
+        <w:t xml:space="preserve"> </w:t>
+      </w:r>
+      <w:r>
+        <w:t xml:space="preserve">ont été particulièrement vulnérables au resserrement de</w:t>
+      </w:r>
+      <w:r>
+        <w:t xml:space="preserve"> </w:t>
+      </w:r>
+      <w:r>
+        <w:t xml:space="preserve">2022–24 (</w:t>
+      </w:r>
+      <w:r>
+        <w:rPr>
+          <w:bCs/>
+          <w:b/>
+        </w:rPr>
+        <w:t xml:space="preserve">−2,9 %/an en R3</w:t>
+      </w:r>
+      <w:r>
+        <w:t xml:space="preserve">), tandis que les obligations</w:t>
+      </w:r>
+      <w:r>
+        <w:t xml:space="preserve"> </w:t>
+      </w:r>
+      <w:r>
+        <w:rPr>
+          <w:bCs/>
+          <w:b/>
+        </w:rPr>
+        <w:t xml:space="preserve">suisses sont restées positives</w:t>
+      </w:r>
+      <w:r>
+        <w:t xml:space="preserve"> </w:t>
+      </w:r>
+      <w:r>
+        <w:t xml:space="preserve">(+1,6 % large, +0,9 % court). En régime négatif (R2) la poche a rapporté légèrement négatif</w:t>
+      </w:r>
+      <w:r>
+        <w:t xml:space="preserve"> </w:t>
+      </w:r>
+      <w:r>
+        <w:t xml:space="preserve">(−0,4 % à −0,7 % selon la tranche). Au sein du volet mondial, la tranche</w:t>
+      </w:r>
+      <w:r>
+        <w:t xml:space="preserve"> </w:t>
+      </w:r>
+      <w:r>
+        <w:rPr>
+          <w:bCs/>
+          <w:b/>
+        </w:rPr>
+        <w:t xml:space="preserve">courte (1-5) ne perd</w:t>
+      </w:r>
+      <w:r>
+        <w:rPr>
+          <w:bCs/>
+          <w:b/>
+        </w:rPr>
+        <w:t xml:space="preserve"> </w:t>
+      </w:r>
+      <w:r>
+        <w:rPr>
+          <w:bCs/>
+          <w:b/>
+        </w:rPr>
+        <w:t xml:space="preserve">que −1,2 %</w:t>
+      </w:r>
+      <w:r>
+        <w:t xml:space="preserve"> </w:t>
+      </w:r>
+      <w:r>
+        <w:t xml:space="preserve">contre −2,9 % pour la large : ces écarts sont</w:t>
+      </w:r>
+      <w:r>
+        <w:t xml:space="preserve"> </w:t>
+      </w:r>
+      <w:r>
+        <w:rPr>
+          <w:bCs/>
+          <w:b/>
+        </w:rPr>
+        <w:t xml:space="preserve">cohérents avec un rôle important de la</w:t>
+      </w:r>
+      <w:r>
+        <w:rPr>
+          <w:bCs/>
+          <w:b/>
+        </w:rPr>
+        <w:t xml:space="preserve"> </w:t>
+      </w:r>
+      <w:r>
+        <w:rPr>
+          <w:bCs/>
+          <w:b/>
+        </w:rPr>
+        <w:t xml:space="preserve">duration comme canal de transmission</w:t>
+      </w:r>
+      <w:r>
+        <w:t xml:space="preserve">. Suisses/mondiales corrélées (</w:t>
       </w:r>
       <w:r>
         <w:rPr>
@@ -1111,6 +1162,18 @@
                 <w:bCs/>
                 <w:b/>
               </w:rPr>
+              <w:t xml:space="preserve">3,7</w:t>
+            </w:r>
+          </w:p>
+        </w:tc>
+        <w:tc>
+          <w:tcPr/>
+          <w:p>
+            <w:pPr>
+              <w:pStyle w:val="Compact"/>
+              <w:jc w:val="left"/>
+            </w:pPr>
+            <w:r>
               <w:t xml:space="preserve">3,6</w:t>
             </w:r>
           </w:p>
@@ -1123,31 +1186,19 @@
               <w:jc w:val="left"/>
             </w:pPr>
             <w:r>
-              <w:t xml:space="preserve">3,6</w:t>
-            </w:r>
-          </w:p>
-        </w:tc>
-        <w:tc>
-          <w:tcPr/>
-          <w:p>
-            <w:pPr>
-              <w:pStyle w:val="Compact"/>
-              <w:jc w:val="left"/>
-            </w:pPr>
-            <w:r>
-              <w:t xml:space="preserve">3,4</w:t>
-            </w:r>
-          </w:p>
-        </w:tc>
-        <w:tc>
-          <w:tcPr/>
-          <w:p>
-            <w:pPr>
-              <w:pStyle w:val="Compact"/>
-              <w:jc w:val="left"/>
-            </w:pPr>
-            <w:r>
-              <w:t xml:space="preserve">3,0</w:t>
+              <w:t xml:space="preserve">3,3</w:t>
+            </w:r>
+          </w:p>
+        </w:tc>
+        <w:tc>
+          <w:tcPr/>
+          <w:p>
+            <w:pPr>
+              <w:pStyle w:val="Compact"/>
+              <w:jc w:val="left"/>
+            </w:pPr>
+            <w:r>
+              <w:t xml:space="preserve">2,8</w:t>
             </w:r>
           </w:p>
         </w:tc>
@@ -1195,31 +1246,31 @@
               <w:jc w:val="left"/>
             </w:pPr>
             <w:r>
-              <w:t xml:space="preserve">4,0</w:t>
-            </w:r>
-          </w:p>
-        </w:tc>
-        <w:tc>
-          <w:tcPr/>
-          <w:p>
-            <w:pPr>
-              <w:pStyle w:val="Compact"/>
-              <w:jc w:val="left"/>
-            </w:pPr>
-            <w:r>
-              <w:t xml:space="preserve">4,5</w:t>
-            </w:r>
-          </w:p>
-        </w:tc>
-        <w:tc>
-          <w:tcPr/>
-          <w:p>
-            <w:pPr>
-              <w:pStyle w:val="Compact"/>
-              <w:jc w:val="left"/>
-            </w:pPr>
-            <w:r>
-              <w:t xml:space="preserve">5,1</w:t>
+              <w:t xml:space="preserve">3,4</w:t>
+            </w:r>
+          </w:p>
+        </w:tc>
+        <w:tc>
+          <w:tcPr/>
+          <w:p>
+            <w:pPr>
+              <w:pStyle w:val="Compact"/>
+              <w:jc w:val="left"/>
+            </w:pPr>
+            <w:r>
+              <w:t xml:space="preserve">3,7</w:t>
+            </w:r>
+          </w:p>
+        </w:tc>
+        <w:tc>
+          <w:tcPr/>
+          <w:p>
+            <w:pPr>
+              <w:pStyle w:val="Compact"/>
+              <w:jc w:val="left"/>
+            </w:pPr>
+            <w:r>
+              <w:t xml:space="preserve">4,2</w:t>
             </w:r>
           </w:p>
         </w:tc>
@@ -1235,7 +1286,7 @@
                 <w:bCs/>
                 <w:b/>
               </w:rPr>
-              <w:t xml:space="preserve">6,1</w:t>
+              <w:t xml:space="preserve">5,1</w:t>
             </w:r>
           </w:p>
         </w:tc>
@@ -1283,43 +1334,31 @@
               <w:jc w:val="left"/>
             </w:pPr>
             <w:r>
-              <w:t xml:space="preserve">3,1</w:t>
-            </w:r>
-          </w:p>
-        </w:tc>
-        <w:tc>
-          <w:tcPr/>
-          <w:p>
-            <w:pPr>
-              <w:pStyle w:val="Compact"/>
-              <w:jc w:val="left"/>
-            </w:pPr>
-            <w:r>
-              <w:t xml:space="preserve">2,8</w:t>
-            </w:r>
-          </w:p>
-        </w:tc>
-        <w:tc>
-          <w:tcPr/>
-          <w:p>
-            <w:pPr>
-              <w:pStyle w:val="Compact"/>
-              <w:jc w:val="left"/>
-            </w:pPr>
-            <w:r>
-              <w:t xml:space="preserve">2,7</w:t>
-            </w:r>
-          </w:p>
-        </w:tc>
-        <w:tc>
-          <w:tcPr/>
-          <w:p>
-            <w:pPr>
-              <w:pStyle w:val="Compact"/>
-              <w:jc w:val="left"/>
-            </w:pPr>
-            <w:r>
-              <w:t xml:space="preserve">2,8</w:t>
+              <w:t xml:space="preserve">−0,2</w:t>
+            </w:r>
+          </w:p>
+        </w:tc>
+        <w:tc>
+          <w:tcPr/>
+          <w:p>
+            <w:pPr>
+              <w:pStyle w:val="Compact"/>
+              <w:jc w:val="left"/>
+            </w:pPr>
+            <w:r>
+              <w:t xml:space="preserve">−0,4</w:t>
+            </w:r>
+          </w:p>
+        </w:tc>
+        <w:tc>
+          <w:tcPr/>
+          <w:p>
+            <w:pPr>
+              <w:pStyle w:val="Compact"/>
+              <w:jc w:val="left"/>
+            </w:pPr>
+            <w:r>
+              <w:t xml:space="preserve">−0,8</w:t>
             </w:r>
           </w:p>
         </w:tc>
@@ -1335,73 +1374,95 @@
                 <w:bCs/>
                 <w:b/>
               </w:rPr>
-              <w:t xml:space="preserve">neutre</w:t>
-            </w:r>
-          </w:p>
-        </w:tc>
-      </w:tr>
-      <w:tr>
-        <w:tc>
-          <w:tcPr/>
-          <w:p>
-            <w:pPr>
-              <w:pStyle w:val="Compact"/>
-              <w:jc w:val="left"/>
-            </w:pPr>
-            <w:r>
-              <w:t xml:space="preserve">R4 2024–26 (assoupl.)</w:t>
-            </w:r>
-          </w:p>
-        </w:tc>
-        <w:tc>
-          <w:tcPr/>
-          <w:p>
-            <w:pPr>
-              <w:pStyle w:val="Compact"/>
-              <w:jc w:val="left"/>
-            </w:pPr>
-            <w:r>
-              <w:t xml:space="preserve">5,1</w:t>
-            </w:r>
-          </w:p>
-        </w:tc>
-        <w:tc>
-          <w:tcPr/>
-          <w:p>
-            <w:pPr>
-              <w:pStyle w:val="Compact"/>
-              <w:jc w:val="left"/>
-            </w:pPr>
-            <w:r>
-              <w:t xml:space="preserve">5,9</w:t>
-            </w:r>
-          </w:p>
-        </w:tc>
-        <w:tc>
-          <w:tcPr/>
-          <w:p>
-            <w:pPr>
-              <w:pStyle w:val="Compact"/>
-              <w:jc w:val="left"/>
-            </w:pPr>
-            <w:r>
-              <w:t xml:space="preserve">6,9</w:t>
-            </w:r>
-          </w:p>
-        </w:tc>
-        <w:tc>
-          <w:tcPr/>
-          <w:p>
-            <w:pPr>
-              <w:pStyle w:val="Compact"/>
-              <w:jc w:val="left"/>
-            </w:pPr>
+              <w:t xml:space="preserve">−1,6</w:t>
+            </w:r>
+          </w:p>
+        </w:tc>
+        <w:tc>
+          <w:tcPr/>
+          <w:p>
+            <w:pPr>
+              <w:pStyle w:val="Compact"/>
+              <w:jc w:val="left"/>
+            </w:pPr>
+            <w:r>
+              <w:t xml:space="preserve">le remplacement</w:t>
+            </w:r>
+            <w:r>
+              <w:t xml:space="preserve"> </w:t>
+            </w:r>
             <w:r>
               <w:rPr>
                 <w:bCs/>
                 <w:b/>
               </w:rPr>
-              <w:t xml:space="preserve">8,3</w:t>
+              <w:t xml:space="preserve">coûte</w:t>
+            </w:r>
+          </w:p>
+        </w:tc>
+      </w:tr>
+      <w:tr>
+        <w:tc>
+          <w:tcPr/>
+          <w:p>
+            <w:pPr>
+              <w:pStyle w:val="Compact"/>
+              <w:jc w:val="left"/>
+            </w:pPr>
+            <w:r>
+              <w:t xml:space="preserve">R4 2024–26 (assoupl.)</w:t>
+            </w:r>
+          </w:p>
+        </w:tc>
+        <w:tc>
+          <w:tcPr/>
+          <w:p>
+            <w:pPr>
+              <w:pStyle w:val="Compact"/>
+              <w:jc w:val="left"/>
+            </w:pPr>
+            <w:r>
+              <w:t xml:space="preserve">6,5</w:t>
+            </w:r>
+          </w:p>
+        </w:tc>
+        <w:tc>
+          <w:tcPr/>
+          <w:p>
+            <w:pPr>
+              <w:pStyle w:val="Compact"/>
+              <w:jc w:val="left"/>
+            </w:pPr>
+            <w:r>
+              <w:t xml:space="preserve">7,4</w:t>
+            </w:r>
+          </w:p>
+        </w:tc>
+        <w:tc>
+          <w:tcPr/>
+          <w:p>
+            <w:pPr>
+              <w:pStyle w:val="Compact"/>
+              <w:jc w:val="left"/>
+            </w:pPr>
+            <w:r>
+              <w:t xml:space="preserve">8,7</w:t>
+            </w:r>
+          </w:p>
+        </w:tc>
+        <w:tc>
+          <w:tcPr/>
+          <w:p>
+            <w:pPr>
+              <w:pStyle w:val="Compact"/>
+              <w:jc w:val="left"/>
+            </w:pPr>
+            <w:r>
+              <w:rPr>
+                <w:bCs/>
+                <w:b/>
+              </w:rPr>
+              <w:t xml:space="preserve">10,7</w:t>
             </w:r>
           </w:p>
         </w:tc>
@@ -1460,19 +1521,57 @@
           <w:bCs/>
           <w:b/>
         </w:rPr>
-        <w:t xml:space="preserve">Sharpe quasi inchangé</w:t>
-      </w:r>
-      <w:r>
-        <w:t xml:space="preserve"> </w:t>
-      </w:r>
-      <w:r>
-        <w:t xml:space="preserve">(CAGR 3,40 %→4,27 %,</w:t>
-      </w:r>
-      <w:r>
-        <w:t xml:space="preserve"> </w:t>
-      </w:r>
-      <w:r>
-        <w:t xml:space="preserve">MaxDD −20,6 %→−27,7 %, Sharpe ≈0,47).</w:t>
+        <w:t xml:space="preserve">Sharpe quasi plat puis déclinant</w:t>
+      </w:r>
+      <w:r>
+        <w:t xml:space="preserve"> </w:t>
+      </w:r>
+      <w:r>
+        <w:t xml:space="preserve">(CAGR</w:t>
+      </w:r>
+      <w:r>
+        <w:t xml:space="preserve"> </w:t>
+      </w:r>
+      <w:r>
+        <w:t xml:space="preserve">3,55 %→4,28 %, MaxDD −20,4 %→−28,0 %, Sharpe ≈0,48 jusqu'à ~50 % puis 0,46 à 100 %). Sous la</w:t>
+      </w:r>
+      <w:r>
+        <w:t xml:space="preserve"> </w:t>
+      </w:r>
+      <w:r>
+        <w:t xml:space="preserve">spécification par catégorie (primaire), le Sharpe</w:t>
+      </w:r>
+      <w:r>
+        <w:t xml:space="preserve"> </w:t>
+      </w:r>
+      <w:r>
+        <w:rPr>
+          <w:bCs/>
+          <w:b/>
+        </w:rPr>
+        <w:t xml:space="preserve">ne dépasse jamais celui de l'AP5</w:t>
+      </w:r>
+      <w:r>
+        <w:t xml:space="preserve"> </w:t>
+      </w:r>
+      <w:r>
+        <w:t xml:space="preserve">: il n'y a</w:t>
+      </w:r>
+      <w:r>
+        <w:t xml:space="preserve"> </w:t>
+      </w:r>
+      <w:r>
+        <w:rPr>
+          <w:bCs/>
+          <w:b/>
+        </w:rPr>
+        <w:t xml:space="preserve">pas de pic de Sharpe</w:t>
+      </w:r>
+      <w:r>
+        <w:t xml:space="preserve"> </w:t>
+      </w:r>
+      <w:r>
+        <w:t xml:space="preserve">à remplacement partiel.</w:t>
       </w:r>
     </w:p>
     <w:p>
@@ -1512,23 +1611,37 @@
         <w:t xml:space="preserve"> </w:t>
       </w:r>
       <w:r>
-        <w:t xml:space="preserve">produit un gain de Sharpe distinguable de zéro (IC de ΔSharpe englobent 0). Le drawdown penche</w:t>
-      </w:r>
-      <w:r>
-        <w:t xml:space="preserve"> </w:t>
-      </w:r>
-      <w:r>
-        <w:t xml:space="preserve">vers le pire mais son IC à 95 %</w:t>
-      </w:r>
-      <w:r>
-        <w:t xml:space="preserve"> </w:t>
-      </w:r>
-      <w:r>
-        <w:rPr>
-          <w:bCs/>
-          <w:b/>
-        </w:rPr>
-        <w:t xml:space="preserve">inclut encore zéro</w:t>
+        <w:t xml:space="preserve">produit un gain de Sharpe distinguable de zéro (IC de ΔSharpe englobent 0 ; P(ΔSharpe&gt;0) ≤ 45 %,</w:t>
+      </w:r>
+      <w:r>
+        <w:t xml:space="preserve"> </w:t>
+      </w:r>
+      <w:r>
+        <w:t xml:space="preserve">soit un léger avantage à l'AP5). Le drawdown penche vers le pire mais son IC à 95 %</w:t>
+      </w:r>
+      <w:r>
+        <w:t xml:space="preserve"> </w:t>
+      </w:r>
+      <w:r>
+        <w:rPr>
+          <w:bCs/>
+          <w:b/>
+        </w:rPr>
+        <w:t xml:space="preserve">inclut</w:t>
+      </w:r>
+      <w:r>
+        <w:rPr>
+          <w:bCs/>
+          <w:b/>
+        </w:rPr>
+        <w:t xml:space="preserve"> </w:t>
+      </w:r>
+      <w:r>
+        <w:rPr>
+          <w:bCs/>
+          <w:b/>
+        </w:rPr>
+        <w:t xml:space="preserve">encore zéro</w:t>
       </w:r>
       <w:r>
         <w:t xml:space="preserve"> </w:t>
@@ -1554,21 +1667,21 @@
           <w:bCs/>
           <w:b/>
         </w:rPr>
-        <w:t xml:space="preserve">perte</w:t>
-      </w:r>
-      <w:r>
-        <w:rPr>
-          <w:bCs/>
-          <w:b/>
-        </w:rPr>
-        <w:t xml:space="preserve"> </w:t>
-      </w:r>
-      <w:r>
-        <w:rPr>
-          <w:bCs/>
-          <w:b/>
-        </w:rPr>
-        <w:t xml:space="preserve">extrême (CVaR) est pire avec ≈95–100 % de probabilité</w:t>
+        <w:t xml:space="preserve">perte extrême (CVaR) est pire avec ≈99–100 % de</w:t>
+      </w:r>
+      <w:r>
+        <w:rPr>
+          <w:bCs/>
+          <w:b/>
+        </w:rPr>
+        <w:t xml:space="preserve"> </w:t>
+      </w:r>
+      <w:r>
+        <w:rPr>
+          <w:bCs/>
+          <w:b/>
+        </w:rPr>
+        <w:t xml:space="preserve">probabilité</w:t>
       </w:r>
       <w:r>
         <w:t xml:space="preserve"> </w:t>
@@ -1624,7 +1737,7 @@
         <w:t xml:space="preserve"> </w:t>
       </w:r>
       <w:r>
-        <w:t xml:space="preserve">(−10,4 % vs AP5 −6,9 %) mais</w:t>
+        <w:t xml:space="preserve">(−10,3 % vs AP5 −6,1 %) mais</w:t>
       </w:r>
       <w:r>
         <w:t xml:space="preserve"> </w:t>
@@ -1640,7 +1753,7 @@
         <w:t xml:space="preserve"> </w:t>
       </w:r>
       <w:r>
-        <w:t xml:space="preserve">lors du choc de taux 2022 (−6,6 % vs −11,9 %).</w:t>
+        <w:t xml:space="preserve">lors du choc de taux 2022 (−6,1 % vs −11,7 %).</w:t>
       </w:r>
     </w:p>
     <w:bookmarkEnd w:id="24"/>
@@ -1738,53 +1851,105 @@
         <w:t xml:space="preserve"> </w:t>
       </w:r>
       <w:r>
-        <w:t xml:space="preserve">Le pic de Sharpe (estimation</w:t>
-      </w:r>
-      <w:r>
-        <w:t xml:space="preserve"> </w:t>
-      </w:r>
-      <w:r>
-        <w:t xml:space="preserve">ponctuelle) se situe vers</w:t>
-      </w:r>
-      <w:r>
-        <w:t xml:space="preserve"> </w:t>
-      </w:r>
-      <w:r>
-        <w:rPr>
-          <w:bCs/>
-          <w:b/>
-        </w:rPr>
-        <w:t xml:space="preserve">20 %</w:t>
-      </w:r>
-      <w:r>
-        <w:t xml:space="preserve">, mais 20/30/40 % ne sont</w:t>
-      </w:r>
-      <w:r>
-        <w:t xml:space="preserve"> </w:t>
-      </w:r>
-      <w:r>
-        <w:rPr>
-          <w:bCs/>
-          <w:b/>
-        </w:rPr>
-        <w:t xml:space="preserve">pas distinguables</w:t>
-      </w:r>
-      <w:r>
-        <w:rPr>
-          <w:bCs/>
-          <w:b/>
-        </w:rPr>
-        <w:t xml:space="preserve"> </w:t>
-      </w:r>
-      <w:r>
-        <w:rPr>
-          <w:bCs/>
-          <w:b/>
-        </w:rPr>
-        <w:t xml:space="preserve">statistiquement</w:t>
-      </w:r>
-      <w:r>
-        <w:t xml:space="preserve">. Le remplacement intégral n'est</w:t>
+        <w:t xml:space="preserve">Sous la spécification par catégorie,</w:t>
+      </w:r>
+      <w:r>
+        <w:t xml:space="preserve"> </w:t>
+      </w:r>
+      <w:r>
+        <w:t xml:space="preserve">le Sharpe est</w:t>
+      </w:r>
+      <w:r>
+        <w:t xml:space="preserve"> </w:t>
+      </w:r>
+      <w:r>
+        <w:rPr>
+          <w:bCs/>
+          <w:b/>
+        </w:rPr>
+        <w:t xml:space="preserve">quasi plat (~0,48) jusqu'à ~50 %</w:t>
+      </w:r>
+      <w:r>
+        <w:t xml:space="preserve"> </w:t>
+      </w:r>
+      <w:r>
+        <w:t xml:space="preserve">puis décline :</w:t>
+      </w:r>
+      <w:r>
+        <w:t xml:space="preserve"> </w:t>
+      </w:r>
+      <w:r>
+        <w:rPr>
+          <w:bCs/>
+          <w:b/>
+        </w:rPr>
+        <w:t xml:space="preserve">aucun</w:t>
+      </w:r>
+      <w:r>
+        <w:t xml:space="preserve"> </w:t>
+      </w:r>
+      <w:r>
+        <w:t xml:space="preserve">niveau de</w:t>
+      </w:r>
+      <w:r>
+        <w:t xml:space="preserve"> </w:t>
+      </w:r>
+      <w:r>
+        <w:t xml:space="preserve">remplacement n'améliore le Sharpe de façon fiable, et le point le plus élevé reste l'</w:t>
+      </w:r>
+      <w:r>
+        <w:rPr>
+          <w:bCs/>
+          <w:b/>
+        </w:rPr>
+        <w:t xml:space="preserve">AP5</w:t>
+      </w:r>
+      <w:r>
+        <w:t xml:space="preserve">. Un</w:t>
+      </w:r>
+      <w:r>
+        <w:t xml:space="preserve"> </w:t>
+      </w:r>
+      <w:r>
+        <w:t xml:space="preserve">remplacement faible-à-modéré est donc un</w:t>
+      </w:r>
+      <w:r>
+        <w:t xml:space="preserve"> </w:t>
+      </w:r>
+      <w:r>
+        <w:rPr>
+          <w:iCs/>
+          <w:i/>
+        </w:rPr>
+        <w:t xml:space="preserve">compromis</w:t>
+      </w:r>
+      <w:r>
+        <w:t xml:space="preserve"> </w:t>
+      </w:r>
+      <w:r>
+        <w:t xml:space="preserve">défendable (plus de rendement à Sharpe</w:t>
+      </w:r>
+      <w:r>
+        <w:t xml:space="preserve"> </w:t>
+      </w:r>
+      <w:r>
+        <w:t xml:space="preserve">quasi constant),</w:t>
+      </w:r>
+      <w:r>
+        <w:t xml:space="preserve"> </w:t>
+      </w:r>
+      <w:r>
+        <w:rPr>
+          <w:bCs/>
+          <w:b/>
+        </w:rPr>
+        <w:t xml:space="preserve">non</w:t>
+      </w:r>
+      <w:r>
+        <w:t xml:space="preserve"> </w:t>
+      </w:r>
+      <w:r>
+        <w:t xml:space="preserve">un optimum unique. Le remplacement intégral n'est</w:t>
       </w:r>
       <w:r>
         <w:t xml:space="preserve"> </w:t>
@@ -1800,13 +1965,19 @@
         <w:t xml:space="preserve"> </w:t>
       </w:r>
       <w:r>
-        <w:t xml:space="preserve">soutenu (perte extrême fiablement</w:t>
-      </w:r>
-      <w:r>
-        <w:t xml:space="preserve"> </w:t>
-      </w:r>
-      <w:r>
-        <w:t xml:space="preserve">pire, pas de gain de Sharpe fiable, perte de la protection « fuite vers la qualité » de 2020).</w:t>
+        <w:t xml:space="preserve">soutenu</w:t>
+      </w:r>
+      <w:r>
+        <w:t xml:space="preserve"> </w:t>
+      </w:r>
+      <w:r>
+        <w:t xml:space="preserve">(perte extrême fiablement pire, pas de gain de Sharpe, perte de la protection « fuite vers la</w:t>
+      </w:r>
+      <w:r>
+        <w:t xml:space="preserve"> </w:t>
+      </w:r>
+      <w:r>
+        <w:t xml:space="preserve">qualité » de 2020).</w:t>
       </w:r>
     </w:p>
     <w:p>
@@ -1856,7 +2027,7 @@
         <w:t xml:space="preserve"> </w:t>
       </w:r>
       <w:r>
-        <w:t xml:space="preserve">infra 15) fait mieux (Sharpe 0,53), mais c'est un résultat</w:t>
+        <w:t xml:space="preserve">infra 15) fait mieux (Sharpe 0,52), mais c'est un résultat</w:t>
       </w:r>
       <w:r>
         <w:t xml:space="preserve"> </w:t>
@@ -1938,13 +2109,75 @@
         <w:t xml:space="preserve"> </w:t>
       </w:r>
       <w:r>
-        <w:t xml:space="preserve">: la conclusion survit à toutes les variations (bande, coûts, couverture,</w:t>
-      </w:r>
-      <w:r>
-        <w:t xml:space="preserve"> </w:t>
-      </w:r>
-      <w:r>
-        <w:t xml:space="preserve">raccord 2008-09).</w:t>
+        <w:t xml:space="preserve">: la</w:t>
+      </w:r>
+      <w:r>
+        <w:t xml:space="preserve"> </w:t>
+      </w:r>
+      <w:r>
+        <w:rPr>
+          <w:bCs/>
+          <w:b/>
+        </w:rPr>
+        <w:t xml:space="preserve">conclusion principale — le remplacement intégral détériore le risque de</w:t>
+      </w:r>
+      <w:r>
+        <w:rPr>
+          <w:bCs/>
+          <w:b/>
+        </w:rPr>
+        <w:t xml:space="preserve"> </w:t>
+      </w:r>
+      <w:r>
+        <w:rPr>
+          <w:bCs/>
+          <w:b/>
+        </w:rPr>
+        <w:t xml:space="preserve">queue — reste robuste aux spécifications testées</w:t>
+      </w:r>
+      <w:r>
+        <w:t xml:space="preserve"> </w:t>
+      </w:r>
+      <w:r>
+        <w:t xml:space="preserve">(bande ±5/8/10/15/20 %, coûts 0–50 pb, raccord</w:t>
+      </w:r>
+      <w:r>
+        <w:t xml:space="preserve"> </w:t>
+      </w:r>
+      <w:r>
+        <w:t xml:space="preserve">2008-09, bandes par catégorie vs par constituant). L'</w:t>
+      </w:r>
+      <w:r>
+        <w:rPr>
+          <w:bCs/>
+          <w:b/>
+        </w:rPr>
+        <w:t xml:space="preserve">avantage de Sharpe</w:t>
+      </w:r>
+      <w:r>
+        <w:t xml:space="preserve"> </w:t>
+      </w:r>
+      <w:r>
+        <w:t xml:space="preserve">d'un remplacement</w:t>
+      </w:r>
+      <w:r>
+        <w:t xml:space="preserve"> </w:t>
+      </w:r>
+      <w:r>
+        <w:t xml:space="preserve">partiel dépend en revanche de l'</w:t>
+      </w:r>
+      <w:r>
+        <w:rPr>
+          <w:bCs/>
+          <w:b/>
+        </w:rPr>
+        <w:t xml:space="preserve">hypothèse de couverture HY/EM</w:t>
+      </w:r>
+      <w:r>
+        <w:t xml:space="preserve"> </w:t>
+      </w:r>
+      <w:r>
+        <w:t xml:space="preserve">(il disparaît sans couverture CHF).</w:t>
       </w:r>
     </w:p>
     <w:bookmarkEnd w:id="25"/>

--- a/reports/docx/Resume_executif_FR.docx
+++ b/reports/docx/Resume_executif_FR.docx
@@ -52,13 +52,13 @@
         </w:pict>
       </w:r>
     </w:p>
-    <w:bookmarkStart w:id="20" w:name="problématique-reformulée"/>
+    <w:bookmarkStart w:id="20" w:name="objectif-et-trois-questions"/>
     <w:p>
       <w:pPr>
         <w:pStyle w:val="Heading2"/>
       </w:pPr>
       <w:r>
-        <w:t xml:space="preserve">Problématique (reformulée)</w:t>
+        <w:t xml:space="preserve">Objectif et trois questions</w:t>
       </w:r>
     </w:p>
     <w:p>
@@ -66,69 +66,225 @@
         <w:pStyle w:val="FirstParagraph"/>
       </w:pPr>
       <w:r>
-        <w:t xml:space="preserve">Remplacer la</w:t>
-      </w:r>
-      <w:r>
-        <w:t xml:space="preserve"> </w:t>
-      </w:r>
-      <w:r>
-        <w:rPr>
-          <w:bCs/>
-          <w:b/>
-        </w:rPr>
-        <w:t xml:space="preserve">poche obligataire</w:t>
-      </w:r>
-      <w:r>
-        <w:t xml:space="preserve"> </w:t>
-      </w:r>
-      <w:r>
-        <w:t xml:space="preserve">du portefeuille VZ AP5 par des actifs alternatifs</w:t>
-      </w:r>
-      <w:r>
-        <w:t xml:space="preserve"> </w:t>
-      </w:r>
-      <w:r>
-        <w:rPr>
-          <w:bCs/>
-          <w:b/>
-        </w:rPr>
-        <w:t xml:space="preserve">sur</w:t>
-      </w:r>
-      <w:r>
-        <w:rPr>
-          <w:bCs/>
-          <w:b/>
-        </w:rPr>
-        <w:t xml:space="preserve"> </w:t>
-      </w:r>
-      <w:r>
-        <w:rPr>
-          <w:bCs/>
-          <w:b/>
-        </w:rPr>
-        <w:t xml:space="preserve">l'ensemble de la période</w:t>
-      </w:r>
-      <w:r>
-        <w:t xml:space="preserve">, puis analyser le résultat</w:t>
-      </w:r>
-      <w:r>
-        <w:t xml:space="preserve"> </w:t>
-      </w:r>
-      <w:r>
-        <w:rPr>
-          <w:bCs/>
-          <w:b/>
-        </w:rPr>
-        <w:t xml:space="preserve">régime par régime</w:t>
-      </w:r>
-      <w:r>
-        <w:t xml:space="preserve">. Le problème</w:t>
-      </w:r>
-      <w:r>
-        <w:t xml:space="preserve"> </w:t>
-      </w:r>
-      <w:r>
-        <w:t xml:space="preserve">n'est pas seulement les taux bas : lorsque les taux</w:t>
+        <w:rPr>
+          <w:bCs/>
+          <w:b/>
+        </w:rPr>
+        <w:t xml:space="preserve">Objectif (une phrase).</w:t>
+      </w:r>
+      <w:r>
+        <w:t xml:space="preserve"> </w:t>
+      </w:r>
+      <w:r>
+        <w:t xml:space="preserve">Déterminer si la</w:t>
+      </w:r>
+      <w:r>
+        <w:t xml:space="preserve"> </w:t>
+      </w:r>
+      <w:r>
+        <w:rPr>
+          <w:bCs/>
+          <w:b/>
+        </w:rPr>
+        <w:t xml:space="preserve">poche obligataire (42 %)</w:t>
+      </w:r>
+      <w:r>
+        <w:t xml:space="preserve"> </w:t>
+      </w:r>
+      <w:r>
+        <w:t xml:space="preserve">du portefeuille VZ</w:t>
+      </w:r>
+      <w:r>
+        <w:t xml:space="preserve"> </w:t>
+      </w:r>
+      <w:r>
+        <w:rPr>
+          <w:bCs/>
+          <w:b/>
+        </w:rPr>
+        <w:t xml:space="preserve">AP5</w:t>
+      </w:r>
+      <w:r>
+        <w:t xml:space="preserve"> </w:t>
+      </w:r>
+      <w:r>
+        <w:t xml:space="preserve">peut être remplacée par des actifs alternatifs, et</w:t>
+      </w:r>
+      <w:r>
+        <w:t xml:space="preserve"> </w:t>
+      </w:r>
+      <w:r>
+        <w:rPr>
+          <w:bCs/>
+          <w:b/>
+        </w:rPr>
+        <w:t xml:space="preserve">à quel prix en termes de risque</w:t>
+      </w:r>
+      <w:r>
+        <w:t xml:space="preserve"> </w:t>
+      </w:r>
+      <w:r>
+        <w:t xml:space="preserve">— sur toute</w:t>
+      </w:r>
+      <w:r>
+        <w:t xml:space="preserve"> </w:t>
+      </w:r>
+      <w:r>
+        <w:t xml:space="preserve">la période</w:t>
+      </w:r>
+      <w:r>
+        <w:t xml:space="preserve"> </w:t>
+      </w:r>
+      <w:r>
+        <w:rPr>
+          <w:bCs/>
+          <w:b/>
+        </w:rPr>
+        <w:t xml:space="preserve">2008–2026</w:t>
+      </w:r>
+      <w:r>
+        <w:t xml:space="preserve"> </w:t>
+      </w:r>
+      <w:r>
+        <w:t xml:space="preserve">et selon l'</w:t>
+      </w:r>
+      <w:r>
+        <w:rPr>
+          <w:bCs/>
+          <w:b/>
+        </w:rPr>
+        <w:t xml:space="preserve">environnement de taux</w:t>
+      </w:r>
+      <w:r>
+        <w:t xml:space="preserve">.</w:t>
+      </w:r>
+    </w:p>
+    <w:p>
+      <w:pPr>
+        <w:pStyle w:val="BodyText"/>
+      </w:pPr>
+      <w:r>
+        <w:t xml:space="preserve">L'étude répond à</w:t>
+      </w:r>
+      <w:r>
+        <w:t xml:space="preserve"> </w:t>
+      </w:r>
+      <w:r>
+        <w:rPr>
+          <w:bCs/>
+          <w:b/>
+        </w:rPr>
+        <w:t xml:space="preserve">trois questions simples</w:t>
+      </w:r>
+      <w:r>
+        <w:t xml:space="preserve"> </w:t>
+      </w:r>
+      <w:r>
+        <w:t xml:space="preserve">:</w:t>
+      </w:r>
+    </w:p>
+    <w:p>
+      <w:pPr>
+        <w:numPr>
+          <w:ilvl w:val="0"/>
+          <w:numId w:val="1001"/>
+        </w:numPr>
+        <w:pStyle w:val="Compact"/>
+      </w:pPr>
+      <w:r>
+        <w:rPr>
+          <w:bCs/>
+          <w:b/>
+        </w:rPr>
+        <w:t xml:space="preserve">Rendement</w:t>
+      </w:r>
+      <w:r>
+        <w:t xml:space="preserve"> </w:t>
+      </w:r>
+      <w:r>
+        <w:t xml:space="preserve">— remplacer les obligations change-t-il le rendement à long terme ?</w:t>
+      </w:r>
+    </w:p>
+    <w:p>
+      <w:pPr>
+        <w:numPr>
+          <w:ilvl w:val="0"/>
+          <w:numId w:val="1001"/>
+        </w:numPr>
+        <w:pStyle w:val="Compact"/>
+      </w:pPr>
+      <w:r>
+        <w:rPr>
+          <w:bCs/>
+          <w:b/>
+        </w:rPr>
+        <w:t xml:space="preserve">Risque</w:t>
+      </w:r>
+      <w:r>
+        <w:t xml:space="preserve"> </w:t>
+      </w:r>
+      <w:r>
+        <w:t xml:space="preserve">— cela change-t-il le risque, surtout les pertes sévères (drawdown) et les</w:t>
+      </w:r>
+      <w:r>
+        <w:t xml:space="preserve"> </w:t>
+      </w:r>
+      <w:r>
+        <w:rPr>
+          <w:bCs/>
+          <w:b/>
+        </w:rPr>
+        <w:t xml:space="preserve">pertes</w:t>
+      </w:r>
+      <w:r>
+        <w:rPr>
+          <w:bCs/>
+          <w:b/>
+        </w:rPr>
+        <w:t xml:space="preserve"> </w:t>
+      </w:r>
+      <w:r>
+        <w:rPr>
+          <w:bCs/>
+          <w:b/>
+        </w:rPr>
+        <w:t xml:space="preserve">extrêmes</w:t>
+      </w:r>
+      <w:r>
+        <w:t xml:space="preserve"> </w:t>
+      </w:r>
+      <w:r>
+        <w:t xml:space="preserve">(CVaR) ?</w:t>
+      </w:r>
+    </w:p>
+    <w:p>
+      <w:pPr>
+        <w:numPr>
+          <w:ilvl w:val="0"/>
+          <w:numId w:val="1001"/>
+        </w:numPr>
+        <w:pStyle w:val="Compact"/>
+      </w:pPr>
+      <w:r>
+        <w:rPr>
+          <w:bCs/>
+          <w:b/>
+        </w:rPr>
+        <w:t xml:space="preserve">Régime</w:t>
+      </w:r>
+      <w:r>
+        <w:t xml:space="preserve"> </w:t>
+      </w:r>
+      <w:r>
+        <w:t xml:space="preserve">— la réponse dépend-elle de l'environnement de taux de la BNS ?</w:t>
+      </w:r>
+    </w:p>
+    <w:p>
+      <w:pPr>
+        <w:pStyle w:val="FirstParagraph"/>
+      </w:pPr>
+      <w:r>
+        <w:t xml:space="preserve">Le problème n'est pas seulement les taux bas : lorsque les taux</w:t>
       </w:r>
       <w:r>
         <w:t xml:space="preserve"> </w:t>
@@ -147,13 +303,48 @@
         <w:t xml:space="preserve"> </w:t>
       </w:r>
       <w:r>
-        <w:t xml:space="preserve">aussi. Lire l'analyse par régime de la BNS supprime le besoin d'un seuil « taux bas »</w:t>
-      </w:r>
-      <w:r>
-        <w:t xml:space="preserve"> </w:t>
-      </w:r>
-      <w:r>
-        <w:t xml:space="preserve">contesté.</w:t>
+        <w:t xml:space="preserve">aussi. Lire l'analyse</w:t>
+      </w:r>
+      <w:r>
+        <w:t xml:space="preserve"> </w:t>
+      </w:r>
+      <w:r>
+        <w:rPr>
+          <w:bCs/>
+          <w:b/>
+        </w:rPr>
+        <w:t xml:space="preserve">régime par régime</w:t>
+      </w:r>
+      <w:r>
+        <w:t xml:space="preserve"> </w:t>
+      </w:r>
+      <w:r>
+        <w:t xml:space="preserve">supprime le besoin d'un seuil « taux bas » contesté.</w:t>
+      </w:r>
+      <w:r>
+        <w:t xml:space="preserve"> </w:t>
+      </w:r>
+      <w:r>
+        <w:t xml:space="preserve">La question « partiel vs intégral » est traitée comme une</w:t>
+      </w:r>
+      <w:r>
+        <w:t xml:space="preserve"> </w:t>
+      </w:r>
+      <w:r>
+        <w:rPr>
+          <w:bCs/>
+          <w:b/>
+        </w:rPr>
+        <w:t xml:space="preserve">recommandation</w:t>
+      </w:r>
+      <w:r>
+        <w:t xml:space="preserve">, non comme une</w:t>
+      </w:r>
+      <w:r>
+        <w:t xml:space="preserve"> </w:t>
+      </w:r>
+      <w:r>
+        <w:t xml:space="preserve">quatrième hypothèse.</w:t>
       </w:r>
     </w:p>
     <w:bookmarkEnd w:id="20"/>
@@ -1770,7 +1961,7 @@
       <w:pPr>
         <w:numPr>
           <w:ilvl w:val="0"/>
-          <w:numId w:val="1001"/>
+          <w:numId w:val="1002"/>
         </w:numPr>
         <w:pStyle w:val="Compact"/>
       </w:pPr>
@@ -1836,7 +2027,7 @@
       <w:pPr>
         <w:numPr>
           <w:ilvl w:val="0"/>
-          <w:numId w:val="1001"/>
+          <w:numId w:val="1002"/>
         </w:numPr>
         <w:pStyle w:val="Compact"/>
       </w:pPr>
@@ -1984,7 +2175,7 @@
       <w:pPr>
         <w:numPr>
           <w:ilvl w:val="0"/>
-          <w:numId w:val="1001"/>
+          <w:numId w:val="1002"/>
         </w:numPr>
         <w:pStyle w:val="Compact"/>
       </w:pPr>
@@ -2006,7 +2197,7 @@
       <w:pPr>
         <w:numPr>
           <w:ilvl w:val="0"/>
-          <w:numId w:val="1001"/>
+          <w:numId w:val="1002"/>
         </w:numPr>
         <w:pStyle w:val="Compact"/>
       </w:pPr>
@@ -2053,7 +2244,7 @@
       <w:pPr>
         <w:numPr>
           <w:ilvl w:val="0"/>
-          <w:numId w:val="1001"/>
+          <w:numId w:val="1002"/>
         </w:numPr>
         <w:pStyle w:val="Compact"/>
       </w:pPr>
@@ -2094,7 +2285,7 @@
       <w:pPr>
         <w:numPr>
           <w:ilvl w:val="0"/>
-          <w:numId w:val="1001"/>
+          <w:numId w:val="1002"/>
         </w:numPr>
         <w:pStyle w:val="Compact"/>
       </w:pPr>
@@ -2724,6 +2915,91 @@
       </w:pPr>
     </w:lvl>
   </w:abstractNum>
+  <w:abstractNum w:abstractNumId="99411">
+    <w:nsid w:val="A99411"/>
+    <w:multiLevelType w:val="multilevel"/>
+    <w:lvl w:ilvl="0">
+      <w:start w:val="1"/>
+      <w:numFmt w:val="decimal"/>
+      <w:lvlText w:val="%1."/>
+      <w:lvlJc w:val="left"/>
+      <w:pPr>
+        <w:ind w:left="720" w:hanging="480"/>
+      </w:pPr>
+    </w:lvl>
+    <w:lvl w:ilvl="1">
+      <w:start w:val="1"/>
+      <w:numFmt w:val="decimal"/>
+      <w:lvlText w:val="%2."/>
+      <w:lvlJc w:val="left"/>
+      <w:pPr>
+        <w:ind w:left="1440" w:hanging="480"/>
+      </w:pPr>
+    </w:lvl>
+    <w:lvl w:ilvl="2">
+      <w:start w:val="1"/>
+      <w:numFmt w:val="decimal"/>
+      <w:lvlText w:val="%3."/>
+      <w:lvlJc w:val="left"/>
+      <w:pPr>
+        <w:ind w:left="2160" w:hanging="480"/>
+      </w:pPr>
+    </w:lvl>
+    <w:lvl w:ilvl="3">
+      <w:start w:val="1"/>
+      <w:numFmt w:val="decimal"/>
+      <w:lvlText w:val="%4."/>
+      <w:lvlJc w:val="left"/>
+      <w:pPr>
+        <w:ind w:left="2880" w:hanging="480"/>
+      </w:pPr>
+    </w:lvl>
+    <w:lvl w:ilvl="4">
+      <w:start w:val="1"/>
+      <w:numFmt w:val="decimal"/>
+      <w:lvlText w:val="%5."/>
+      <w:lvlJc w:val="left"/>
+      <w:pPr>
+        <w:ind w:left="3600" w:hanging="480"/>
+      </w:pPr>
+    </w:lvl>
+    <w:lvl w:ilvl="5">
+      <w:start w:val="1"/>
+      <w:numFmt w:val="decimal"/>
+      <w:lvlText w:val="%6."/>
+      <w:lvlJc w:val="left"/>
+      <w:pPr>
+        <w:ind w:left="4320" w:hanging="480"/>
+      </w:pPr>
+    </w:lvl>
+    <w:lvl w:ilvl="6">
+      <w:start w:val="1"/>
+      <w:numFmt w:val="decimal"/>
+      <w:lvlText w:val="%7."/>
+      <w:lvlJc w:val="left"/>
+      <w:pPr>
+        <w:ind w:left="5040" w:hanging="480"/>
+      </w:pPr>
+    </w:lvl>
+    <w:lvl w:ilvl="7">
+      <w:start w:val="1"/>
+      <w:numFmt w:val="decimal"/>
+      <w:lvlText w:val="%8."/>
+      <w:lvlJc w:val="left"/>
+      <w:pPr>
+        <w:ind w:left="5760" w:hanging="480"/>
+      </w:pPr>
+    </w:lvl>
+    <w:lvl w:ilvl="8">
+      <w:start w:val="1"/>
+      <w:numFmt w:val="decimal"/>
+      <w:lvlText w:val="%9."/>
+      <w:lvlJc w:val="left"/>
+      <w:pPr>
+        <w:ind w:left="6480" w:hanging="480"/>
+      </w:pPr>
+    </w:lvl>
+  </w:abstractNum>
   <w:abstractNum w:abstractNumId="991">
     <w:nsid w:val="A991"/>
     <w:multiLevelType w:val="multilevel"/>
@@ -2804,6 +3080,36 @@
     <w:abstractNumId w:val="990"/>
   </w:num>
   <w:num w:numId="1001">
+    <w:abstractNumId w:val="99411"/>
+    <w:lvlOverride w:ilvl="0">
+      <w:startOverride w:val="1"/>
+    </w:lvlOverride>
+    <w:lvlOverride w:ilvl="1">
+      <w:startOverride w:val="1"/>
+    </w:lvlOverride>
+    <w:lvlOverride w:ilvl="2">
+      <w:startOverride w:val="1"/>
+    </w:lvlOverride>
+    <w:lvlOverride w:ilvl="3">
+      <w:startOverride w:val="1"/>
+    </w:lvlOverride>
+    <w:lvlOverride w:ilvl="4">
+      <w:startOverride w:val="1"/>
+    </w:lvlOverride>
+    <w:lvlOverride w:ilvl="5">
+      <w:startOverride w:val="1"/>
+    </w:lvlOverride>
+    <w:lvlOverride w:ilvl="6">
+      <w:startOverride w:val="1"/>
+    </w:lvlOverride>
+    <w:lvlOverride w:ilvl="7">
+      <w:startOverride w:val="1"/>
+    </w:lvlOverride>
+    <w:lvlOverride w:ilvl="8">
+      <w:startOverride w:val="1"/>
+    </w:lvlOverride>
+  </w:num>
+  <w:num w:numId="1002">
     <w:abstractNumId w:val="991"/>
   </w:num>
 </w:numbering>
